--- a/docs/documentation-technique.docx
+++ b/docs/documentation-technique.docx
@@ -815,7 +815,25 @@
               <w:pStyle w:val="Compact"/>
             </w:pPr>
             <w:r>
-              <w:t>GitHub Actions (compilation, tests, packaging)</w:t>
+              <w:t xml:space="preserve">GitHub Actions : </w:t>
+            </w:r>
+            <w:r>
+              <w:rPr>
+                <w:rStyle w:val="VerbatimChar"/>
+              </w:rPr>
+              <w:t>ci-backend.yml</w:t>
+            </w:r>
+            <w:r>
+              <w:t xml:space="preserve"> (compilation, tests sur H2, packaging) et </w:t>
+            </w:r>
+            <w:r>
+              <w:rPr>
+                <w:rStyle w:val="VerbatimChar"/>
+              </w:rPr>
+              <w:t>ci-frontend.yml</w:t>
+            </w:r>
+            <w:r>
+              <w:t xml:space="preserve"> (Node 22, tests Vitest, build Angular)</w:t>
             </w:r>
           </w:p>
         </w:tc>
@@ -886,7 +904,6 @@
         <w:rPr>
           <w:noProof/>
         </w:rPr>
-        <w:lastRenderedPageBreak/>
         <w:drawing>
           <wp:inline distT="0" distB="0" distL="0" distR="0" wp14:anchorId="53AC638E" wp14:editId="17742457">
             <wp:extent cx="5334000" cy="13679540"/>
@@ -935,7 +952,6 @@
         <w:pStyle w:val="ImageCaption"/>
       </w:pPr>
       <w:r>
-        <w:lastRenderedPageBreak/>
         <w:t>Diagramme</w:t>
       </w:r>
     </w:p>
@@ -1555,7 +1571,6 @@
       </w:pPr>
       <w:bookmarkStart w:id="9" w:name="_ceadf566b066996380229d55c2ad34c8ec3a3c3"/>
       <w:r>
-        <w:lastRenderedPageBreak/>
         <w:t>2.3 Organisation du frontend</w:t>
       </w:r>
       <w:bookmarkEnd w:id="9"/>
@@ -1922,7 +1937,6 @@
         </w:numPr>
       </w:pPr>
       <w:r>
-        <w:lastRenderedPageBreak/>
         <w:t>Les guards (</w:t>
       </w:r>
       <w:r>
@@ -2017,7 +2031,6 @@
       </w:pPr>
       <w:bookmarkStart w:id="10" w:name="_1eadf5a3b96c0169a65f72ec30356cb4a48fa1f"/>
       <w:r>
-        <w:lastRenderedPageBreak/>
         <w:t>3. Modèle de données</w:t>
       </w:r>
       <w:bookmarkEnd w:id="10"/>
@@ -2067,7 +2080,6 @@
         <w:rPr>
           <w:noProof/>
         </w:rPr>
-        <w:lastRenderedPageBreak/>
         <w:drawing>
           <wp:inline distT="0" distB="0" distL="0" distR="0" wp14:anchorId="15F5DE5C" wp14:editId="14602C0B">
             <wp:extent cx="5334000" cy="8143875"/>
@@ -2116,7 +2128,6 @@
         <w:pStyle w:val="ImageCaption"/>
       </w:pPr>
       <w:r>
-        <w:lastRenderedPageBreak/>
         <w:t>Diagramme</w:t>
       </w:r>
     </w:p>
@@ -2767,7 +2778,6 @@
       </w:pPr>
       <w:bookmarkStart w:id="13" w:name="_a6aeae45396bc363d2b171c1cc32d129fecc389"/>
       <w:r>
-        <w:lastRenderedPageBreak/>
         <w:t>4. Sécurité et gestion des rôles</w:t>
       </w:r>
       <w:bookmarkEnd w:id="13"/>
@@ -2953,9 +2963,89 @@
     </w:p>
     <w:p>
       <w:pPr>
+        <w:pStyle w:val="Corpsdetexte"/>
+      </w:pPr>
+      <w:bookmarkStart w:id="15" w:name="_f4e1fec89de6710335a971f73438b2565286b33"/>
+      <w:r>
+        <w:t>Swagger UI (</w:t>
+      </w:r>
+      <w:r>
+        <w:rPr>
+          <w:rStyle w:val="VerbatimChar"/>
+        </w:rPr>
+        <w:t>/swagger-ui/index.html</w:t>
+      </w:r>
+      <w:r>
+        <w:t xml:space="preserve">) prend en charge ce token : </w:t>
+      </w:r>
+      <w:r>
+        <w:rPr>
+          <w:rStyle w:val="VerbatimChar"/>
+        </w:rPr>
+        <w:t>OpenApiConfig</w:t>
+      </w:r>
+      <w:r>
+        <w:t xml:space="preserve"> déclare un schéma de sécurité </w:t>
+      </w:r>
+      <w:r>
+        <w:rPr>
+          <w:rStyle w:val="VerbatimChar"/>
+        </w:rPr>
+        <w:t>bearerAuth</w:t>
+      </w:r>
+      <w:r>
+        <w:t xml:space="preserve"> (HTTP, bearer, JWT) appliqué à toute l'API. Le bouton « Authorize » permet de coller le token renvoyé par </w:t>
+      </w:r>
+      <w:r>
+        <w:rPr>
+          <w:rStyle w:val="VerbatimChar"/>
+        </w:rPr>
+        <w:t>/auth/login</w:t>
+      </w:r>
+      <w:r>
+        <w:t xml:space="preserve">, qui est ensuite envoyé dans l'en-tête </w:t>
+      </w:r>
+      <w:r>
+        <w:rPr>
+          <w:rStyle w:val="VerbatimChar"/>
+        </w:rPr>
+        <w:t>Authorization</w:t>
+      </w:r>
+      <w:r>
+        <w:t xml:space="preserve"> de chaque requête de test. </w:t>
+      </w:r>
+      <w:r>
+        <w:rPr>
+          <w:rStyle w:val="VerbatimChar"/>
+        </w:rPr>
+        <w:t>POST /auth/login</w:t>
+      </w:r>
+      <w:r>
+        <w:t xml:space="preserve"> en est exempté (</w:t>
+      </w:r>
+      <w:r>
+        <w:rPr>
+          <w:rStyle w:val="VerbatimChar"/>
+        </w:rPr>
+        <w:t>@SecurityRequirements</w:t>
+      </w:r>
+      <w:r>
+        <w:t xml:space="preserve"> vide), puisqu'il sert à obtenir ce token. Les règles d'accès réelles restent celles de </w:t>
+      </w:r>
+      <w:r>
+        <w:rPr>
+          <w:rStyle w:val="VerbatimChar"/>
+        </w:rPr>
+        <w:t>SecurityConfig</w:t>
+      </w:r>
+      <w:r>
+        <w:t xml:space="preserve"> (§4.2).</w:t>
+      </w:r>
+    </w:p>
+    <w:p>
+      <w:pPr>
         <w:pStyle w:val="Titre3"/>
       </w:pPr>
-      <w:bookmarkStart w:id="15" w:name="_f4e1fec89de6710335a971f73438b2565286b33"/>
       <w:r>
         <w:t>4.2 Rôles applicatifs</w:t>
       </w:r>
@@ -3753,47 +3843,51 @@
               <w:t>DELETE</w:t>
             </w:r>
             <w:r>
+              <w:t>, traité en 3)</w:t>
+            </w:r>
+          </w:p>
+        </w:tc>
+        <w:tc>
+          <w:tcPr>
+            <w:tcW w:w="0" w:type="auto"/>
+          </w:tcPr>
+          <w:p>
+            <w:pPr>
+              <w:pStyle w:val="Compact"/>
+            </w:pPr>
+            <w:r>
+              <w:rPr>
+                <w:rStyle w:val="VerbatimChar"/>
+              </w:rPr>
+              <w:t>/api/commandes/**</w:t>
+            </w:r>
+            <w:r>
+              <w:t xml:space="preserve"> (liste, création, annulation, facture PDF)</w:t>
+            </w:r>
+          </w:p>
+        </w:tc>
+        <w:tc>
+          <w:tcPr>
+            <w:tcW w:w="0" w:type="auto"/>
+          </w:tcPr>
+          <w:p>
+            <w:pPr>
+              <w:pStyle w:val="Compact"/>
+            </w:pPr>
+            <w:r>
+              <w:rPr>
+                <w:rStyle w:val="VerbatimChar"/>
+              </w:rPr>
+              <w:t>ADMIN</w:t>
+            </w:r>
+            <w:r>
               <w:t xml:space="preserve">, </w:t>
             </w:r>
             <w:r>
-              <w:lastRenderedPageBreak/>
-              <w:t>traité en 3)</w:t>
-            </w:r>
-          </w:p>
-        </w:tc>
-        <w:tc>
-          <w:tcPr>
-            <w:tcW w:w="0" w:type="auto"/>
-          </w:tcPr>
-          <w:p>
-            <w:pPr>
-              <w:pStyle w:val="Compact"/>
-            </w:pPr>
-            <w:r>
-              <w:rPr>
-                <w:rStyle w:val="VerbatimChar"/>
-              </w:rPr>
-              <w:lastRenderedPageBreak/>
-              <w:t>/api/commandes/**</w:t>
-            </w:r>
-            <w:r>
-              <w:t xml:space="preserve"> (liste, création, annulation, facture PDF)</w:t>
-            </w:r>
-          </w:p>
-        </w:tc>
-        <w:tc>
-          <w:tcPr>
-            <w:tcW w:w="0" w:type="auto"/>
-          </w:tcPr>
-          <w:p>
-            <w:pPr>
-              <w:pStyle w:val="Compact"/>
-            </w:pPr>
-            <w:r>
-              <w:rPr>
-                <w:rStyle w:val="VerbatimChar"/>
-              </w:rPr>
-              <w:t>ADMIN</w:t>
+              <w:rPr>
+                <w:rStyle w:val="VerbatimChar"/>
+              </w:rPr>
+              <w:t>GESTIONNAIRE</w:t>
             </w:r>
             <w:r>
               <w:t xml:space="preserve">, </w:t>
@@ -3802,16 +3896,6 @@
               <w:rPr>
                 <w:rStyle w:val="VerbatimChar"/>
               </w:rPr>
-              <w:t>GESTIONNAIRE</w:t>
-            </w:r>
-            <w:r>
-              <w:t xml:space="preserve">, </w:t>
-            </w:r>
-            <w:r>
-              <w:rPr>
-                <w:rStyle w:val="VerbatimChar"/>
-              </w:rPr>
-              <w:lastRenderedPageBreak/>
               <w:t>CAISSIER</w:t>
             </w:r>
           </w:p>
@@ -3827,7 +3911,6 @@
               <w:pStyle w:val="Compact"/>
             </w:pPr>
             <w:r>
-              <w:lastRenderedPageBreak/>
               <w:t>9</w:t>
             </w:r>
           </w:p>
@@ -3924,7 +4007,6 @@
           <w:b/>
           <w:bCs/>
         </w:rPr>
-        <w:lastRenderedPageBreak/>
         <w:t>Illustration — tentative d'accès à une route non autorisée</w:t>
       </w:r>
     </w:p>
@@ -4037,7 +4119,6 @@
       </w:pPr>
       <w:bookmarkStart w:id="16" w:name="_a20600e0cc25be192792887fe3f399f496f5480"/>
       <w:r>
-        <w:lastRenderedPageBreak/>
         <w:t>4.3 Traçabilité</w:t>
       </w:r>
       <w:bookmarkEnd w:id="16"/>
@@ -4598,7 +4679,6 @@
       </w:pPr>
       <w:bookmarkStart w:id="19" w:name="_b5d4adec3137827518dbcb513eb221171bf9c66"/>
       <w:r>
-        <w:lastRenderedPageBreak/>
         <w:t>5.1 Authentification (connexion et accès à une ressource protégée)</w:t>
       </w:r>
       <w:bookmarkEnd w:id="19"/>
@@ -4737,7 +4817,6 @@
       </w:pPr>
       <w:bookmarkStart w:id="21" w:name="_7ab31d629c9a0953076646e88dfee6bdb2a14b7"/>
       <w:r>
-        <w:lastRenderedPageBreak/>
         <w:t>5.3 Annulation d'une commande client (restitution du stock)</w:t>
       </w:r>
       <w:bookmarkEnd w:id="21"/>
@@ -4899,7 +4978,6 @@
         <w:rPr>
           <w:rStyle w:val="VerbatimChar"/>
         </w:rPr>
-        <w:lastRenderedPageBreak/>
         <w:t>VALIDEE</w:t>
       </w:r>
       <w:r>
@@ -5083,7 +5161,6 @@
       </w:pPr>
       <w:bookmarkStart w:id="25" w:name="_8cbfeb4aa7e7af72c267e6dd30769a2b4f6f837"/>
       <w:r>
-        <w:lastRenderedPageBreak/>
         <w:t>5.7 Alerte de stock quotidienne par email</w:t>
       </w:r>
       <w:bookmarkEnd w:id="25"/>
@@ -5179,7 +5256,6 @@
       </w:pPr>
       <w:bookmarkStart w:id="26" w:name="_c0f8e6fc4d7595d8662b4f5ab528e54aa3351f1"/>
       <w:r>
-        <w:lastRenderedPageBreak/>
         <w:t>5.8 Archivage de la facture PDF côté serveur</w:t>
       </w:r>
       <w:bookmarkEnd w:id="26"/>
@@ -5264,7 +5340,6 @@
       </w:pPr>
       <w:bookmarkStart w:id="27" w:name="_7e541b32afb701afd497b315b2a20f19aa41fab"/>
       <w:r>
-        <w:lastRenderedPageBreak/>
         <w:t>6. Diagramme d'activité — cycle de vente et de réapprovisionnement</w:t>
       </w:r>
       <w:bookmarkEnd w:id="27"/>
@@ -5286,7 +5361,6 @@
         <w:rPr>
           <w:noProof/>
         </w:rPr>
-        <w:lastRenderedPageBreak/>
         <w:drawing>
           <wp:inline distT="0" distB="0" distL="0" distR="0" wp14:anchorId="3569FA61" wp14:editId="3DB71E00">
             <wp:extent cx="5334000" cy="28478275"/>
@@ -5335,7 +5409,6 @@
         <w:pStyle w:val="ImageCaption"/>
       </w:pPr>
       <w:r>
-        <w:lastRenderedPageBreak/>
         <w:t>Diagramme</w:t>
       </w:r>
     </w:p>
@@ -5489,7 +5562,6 @@
       </w:pPr>
       <w:bookmarkStart w:id="30" w:name="_0d76cf150681b2e6363b542f9250c6f2232e357"/>
       <w:r>
-        <w:lastRenderedPageBreak/>
         <w:t>7.2 Tableau de bord</w:t>
       </w:r>
       <w:bookmarkEnd w:id="30"/>
@@ -5691,7 +5763,6 @@
           <w:b/>
           <w:bCs/>
         </w:rPr>
-        <w:lastRenderedPageBreak/>
         <w:t>Graphiques et alertes de stock</w:t>
       </w:r>
     </w:p>
@@ -5806,7 +5877,6 @@
       </w:pPr>
       <w:bookmarkStart w:id="31" w:name="_0b79b4f2367e57366f82d1112de638b05abdc46"/>
       <w:r>
-        <w:lastRenderedPageBreak/>
         <w:t>7.3 Gestion des clients</w:t>
       </w:r>
       <w:bookmarkEnd w:id="31"/>
@@ -5968,11 +6038,7 @@
         <w:pStyle w:val="FirstParagraph"/>
       </w:pPr>
       <w:r>
-        <w:t xml:space="preserve">Formulaire client réutilisé à l'identique pour la création et la modification, avec validations en temps réel (nom et prénom obligatoires, format d'email, téléphone à exactement 10 chiffres). Le message de succès en tête de page (« Client mis à jour avec succès ! ») confirme l'action ; les messages d'erreur sous chaque champ apparaissent uniquement si la validation échoue. Les mêmes règles sont appliquées côté serveur (voir §4.4). Le formulaire </w:t>
-      </w:r>
-      <w:r>
-        <w:lastRenderedPageBreak/>
-        <w:t xml:space="preserve">n'est affiché qu'aux rôles </w:t>
+        <w:t xml:space="preserve">Formulaire client réutilisé à l'identique pour la création et la modification, avec validations en temps réel (nom et prénom obligatoires, format d'email, téléphone à exactement 10 chiffres). Le message de succès en tête de page (« Client mis à jour avec succès ! ») confirme l'action ; les messages d'erreur sous chaque champ apparaissent uniquement si la validation échoue. Les mêmes règles sont appliquées côté serveur (voir §4.4). Le formulaire n'est affiché qu'aux rôles </w:t>
       </w:r>
       <w:r>
         <w:rPr>
@@ -6204,11 +6270,7 @@
         <w:t>caissier</w:t>
       </w:r>
       <w:r>
-        <w:t xml:space="preserve">. La barre de navigation ne propose que les onglets Clients, Produits et Commandes (pas de tableau de bord, de fournisseurs, d'achats ni de journal d'audit). Le formulaire « Nouveau client » et la colonne Action sont </w:t>
-      </w:r>
-      <w:r>
-        <w:lastRenderedPageBreak/>
-        <w:t>absents : le caissier recherche, consulte et exporte la liste, mais ne peut ni créer, ni modifier, ni supprimer un client, conformément aux règles du serveur (§4.2).</w:t>
+        <w:t>. La barre de navigation ne propose que les onglets Clients, Produits et Commandes (pas de tableau de bord, de fournisseurs, d'achats ni de journal d'audit). Le formulaire « Nouveau client » et la colonne Action sont absents : le caissier recherche, consulte et exporte la liste, mais ne peut ni créer, ni modifier, ni supprimer un client, conformément aux règles du serveur (§4.2).</w:t>
       </w:r>
     </w:p>
     <w:p>
@@ -6409,7 +6471,6 @@
           <w:b/>
           <w:bCs/>
         </w:rPr>
-        <w:lastRenderedPageBreak/>
         <w:t>Formulaire — modification</w:t>
       </w:r>
     </w:p>
@@ -6579,7 +6640,6 @@
           <w:b/>
           <w:bCs/>
         </w:rPr>
-        <w:lastRenderedPageBreak/>
         <w:t>Liste des produits</w:t>
       </w:r>
     </w:p>
@@ -6870,7 +6930,6 @@
           <w:b/>
           <w:bCs/>
         </w:rPr>
-        <w:lastRenderedPageBreak/>
         <w:t>Liste des produits — vue caissier</w:t>
       </w:r>
     </w:p>
@@ -6883,7 +6942,7 @@
           <w:noProof/>
         </w:rPr>
         <w:drawing>
-          <wp:inline distT="0" distB="0" distL="0" distR="0" wp14:anchorId="7A8D62EF" wp14:editId="0A365C71">
+          <wp:inline distT="0" distB="0" distL="0" distR="0" wp14:anchorId="7A8D62EF" wp14:editId="0E11DC69">
             <wp:extent cx="5334000" cy="2268906"/>
             <wp:effectExtent l="0" t="0" r="0" b="0"/>
             <wp:docPr id="1108472297" name="Image 1" descr="Liste des produits vue caissier"/>
@@ -7049,7 +7108,6 @@
           <w:b/>
           <w:bCs/>
         </w:rPr>
-        <w:lastRenderedPageBreak/>
         <w:t>Liste des commandes et facturation</w:t>
       </w:r>
     </w:p>
@@ -7270,7 +7328,6 @@
       </w:pPr>
       <w:bookmarkStart w:id="35" w:name="_5975cb26d92caeb229313bc7acd26b08588ea94"/>
       <w:r>
-        <w:lastRenderedPageBreak/>
         <w:t>7.7 Fournisseurs</w:t>
       </w:r>
       <w:bookmarkEnd w:id="35"/>
@@ -7545,7 +7602,6 @@
           <w:b/>
           <w:bCs/>
         </w:rPr>
-        <w:lastRenderedPageBreak/>
         <w:t>Liste des fournisseurs — vue gestionnaire</w:t>
       </w:r>
     </w:p>
@@ -7558,7 +7614,7 @@
           <w:noProof/>
         </w:rPr>
         <w:drawing>
-          <wp:inline distT="0" distB="0" distL="0" distR="0" wp14:anchorId="3BE33F28" wp14:editId="32448886">
+          <wp:inline distT="0" distB="0" distL="0" distR="0" wp14:anchorId="3BE33F28" wp14:editId="08039FB0">
             <wp:extent cx="5334000" cy="1684242"/>
             <wp:effectExtent l="0" t="0" r="0" b="0"/>
             <wp:docPr id="783165910" name="Image 1" descr="Liste des fournisseurs vue gestionnaire"/>
@@ -7784,7 +7840,6 @@
         <w:pStyle w:val="FirstParagraph"/>
       </w:pPr>
       <w:r>
-        <w:lastRenderedPageBreak/>
         <w:t xml:space="preserve">Sélection du fournisseur, ajout de produits avec quantité et </w:t>
       </w:r>
       <w:r>
@@ -7955,7 +8010,6 @@
       </w:pPr>
       <w:bookmarkStart w:id="37" w:name="_5e87025747a18e261c6abce4835a7065e163500"/>
       <w:r>
-        <w:lastRenderedPageBreak/>
         <w:t>7.9 Journal d'audit</w:t>
       </w:r>
       <w:bookmarkEnd w:id="37"/>
@@ -8144,7 +8198,6 @@
         <w:pStyle w:val="FirstParagraph"/>
       </w:pPr>
       <w:r>
-        <w:lastRenderedPageBreak/>
         <w:t xml:space="preserve">Onglet Réseau des outils de développement du navigateur, montrant l'en-tête </w:t>
       </w:r>
       <w:r>
@@ -8342,7 +8395,6 @@
           <w:b/>
           <w:bCs/>
         </w:rPr>
-        <w:lastRenderedPageBreak/>
         <w:t>Alerte de stock reçue par email</w:t>
       </w:r>
     </w:p>
@@ -8410,7 +8462,25 @@
         <w:pStyle w:val="FirstParagraph"/>
       </w:pPr>
       <w:r>
-        <w:t xml:space="preserve">Email réellement reçu, déclenché par le job planifié quotidien (voir §5.7). Il applique les seuils partagés </w:t>
+        <w:t xml:space="preserve">Email réellement reçu. Pour la capture, il a été déclenché manuellement par </w:t>
+      </w:r>
+      <w:r>
+        <w:rPr>
+          <w:rStyle w:val="VerbatimChar"/>
+        </w:rPr>
+        <w:t>POST /api/notifications/test-alerte-stock</w:t>
+      </w:r>
+      <w:r>
+        <w:t xml:space="preserve"> (réservé au rôle </w:t>
+      </w:r>
+      <w:r>
+        <w:rPr>
+          <w:rStyle w:val="VerbatimChar"/>
+        </w:rPr>
+        <w:t>ADMIN</w:t>
+      </w:r>
+      <w:r>
+        <w:t xml:space="preserve">), et non par le job planifié quotidien : le contenu est le même que celui envoyé chaque matin (voir §5.7). Il applique les seuils partagés </w:t>
       </w:r>
       <w:r>
         <w:rPr>
@@ -8689,11 +8759,7 @@
               <w:t>home.spec.ts</w:t>
             </w:r>
             <w:r>
-              <w:t xml:space="preserve">), </w:t>
-            </w:r>
-            <w:r>
-              <w:lastRenderedPageBreak/>
-              <w:t>couleur du badge de stock selon les seuils (</w:t>
+              <w:t>), couleur du badge de stock selon les seuils (</w:t>
             </w:r>
             <w:r>
               <w:rPr>
@@ -8726,7 +8792,6 @@
           <w:b/>
           <w:bCs/>
         </w:rPr>
-        <w:lastRenderedPageBreak/>
         <w:t>Classes de tests backend :</w:t>
       </w:r>
     </w:p>
@@ -8971,6 +9036,80 @@
           </w:p>
         </w:tc>
       </w:tr>
+      <w:tr>
+        <w:tc>
+          <w:tcPr>
+            <w:tcW w:w="0" w:type="auto"/>
+          </w:tcPr>
+          <w:p>
+            <w:pPr>
+              <w:pStyle w:val="Compact"/>
+              <w:rPr>
+                <w:rStyle w:val="VerbatimChar"/>
+              </w:rPr>
+            </w:pPr>
+            <w:r>
+              <w:rPr>
+                <w:rStyle w:val="VerbatimChar"/>
+              </w:rPr>
+              <w:t>OpenApiConfigTest</w:t>
+            </w:r>
+          </w:p>
+        </w:tc>
+        <w:tc>
+          <w:tcPr>
+            <w:tcW w:w="0" w:type="auto"/>
+          </w:tcPr>
+          <w:p>
+            <w:pPr>
+              <w:pStyle w:val="Compact"/>
+            </w:pPr>
+            <w:r>
+              <w:t>1</w:t>
+            </w:r>
+          </w:p>
+        </w:tc>
+        <w:tc>
+          <w:tcPr>
+            <w:tcW w:w="0" w:type="auto"/>
+          </w:tcPr>
+          <w:p>
+            <w:pPr>
+              <w:pStyle w:val="Compact"/>
+            </w:pPr>
+            <w:r>
+              <w:t>Documentation OpenAPI (</w:t>
+            </w:r>
+            <w:r>
+              <w:rPr>
+                <w:rStyle w:val="VerbatimChar"/>
+              </w:rPr>
+              <w:t>/v3/api-docs</w:t>
+            </w:r>
+            <w:r>
+              <w:t xml:space="preserve">) accessible sans token, schéma </w:t>
+            </w:r>
+            <w:r>
+              <w:rPr>
+                <w:rStyle w:val="VerbatimChar"/>
+              </w:rPr>
+              <w:t>bearerAuth</w:t>
+            </w:r>
+            <w:r>
+              <w:t xml:space="preserve"> (HTTP, bearer, JWT) appliqué à l'API, </w:t>
+            </w:r>
+            <w:r>
+              <w:rPr>
+                <w:rStyle w:val="VerbatimChar"/>
+              </w:rPr>
+              <w:t>POST /auth/login</w:t>
+            </w:r>
+            <w:r>
+              <w:t xml:space="preserve"> exempté (voir §4.1)</w:t>
+            </w:r>
+          </w:p>
+        </w:tc>
+      </w:tr>
     </w:tbl>
     <w:p>
       <w:pPr>
@@ -8986,7 +9125,7 @@
         <w:t>mvn test</w:t>
       </w:r>
       <w:r>
-        <w:t xml:space="preserve">), la suite backend passe : 34 tests, tous au vert. Ce total inclut aussi </w:t>
+        <w:t xml:space="preserve">), la suite backend passe : 35 tests, tous au vert. Ce total inclut aussi </w:t>
       </w:r>
       <w:r>
         <w:rPr>
@@ -9023,6 +9162,59 @@
       </w:r>
       <w:r>
         <w:t>), la suite passe également : 15 fichiers de tests, 58 tests, tous au vert.</w:t>
+      </w:r>
+    </w:p>
+    <w:p>
+      <w:pPr>
+        <w:pStyle w:val="FirstParagraph"/>
+      </w:pPr>
+      <w:r>
+        <w:t xml:space="preserve">Les deux suites sont rejouées par GitHub Actions à chaque push et pull request vers </w:t>
+      </w:r>
+      <w:r>
+        <w:rPr>
+          <w:rStyle w:val="VerbatimChar"/>
+        </w:rPr>
+        <w:t>main</w:t>
+      </w:r>
+      <w:r>
+        <w:t xml:space="preserve"> : </w:t>
+      </w:r>
+      <w:r>
+        <w:rPr>
+          <w:rStyle w:val="VerbatimChar"/>
+        </w:rPr>
+        <w:t>ci-backend.yml</w:t>
+      </w:r>
+      <w:r>
+        <w:t xml:space="preserve"> lance </w:t>
+      </w:r>
+      <w:r>
+        <w:rPr>
+          <w:rStyle w:val="VerbatimChar"/>
+        </w:rPr>
+        <w:t>./mvnw test</w:t>
+      </w:r>
+      <w:r>
+        <w:t xml:space="preserve"> sur la base H2 en mémoire, puis le packaging ; </w:t>
+      </w:r>
+      <w:r>
+        <w:rPr>
+          <w:rStyle w:val="VerbatimChar"/>
+        </w:rPr>
+        <w:t>ci-frontend.yml</w:t>
+      </w:r>
+      <w:r>
+        <w:t xml:space="preserve"> installe les dépendances (</w:t>
+      </w:r>
+      <w:r>
+        <w:rPr>
+          <w:rStyle w:val="VerbatimChar"/>
+        </w:rPr>
+        <w:t>npm ci</w:t>
+      </w:r>
+      <w:r>
+        <w:t>) sous Node 22, lance les tests Vitest, puis le build de production Angular.</w:t>
       </w:r>
     </w:p>
     <w:p>
@@ -9133,11 +9325,7 @@
         <w:t>Double génération de la facture PDF</w:t>
       </w:r>
       <w:r>
-        <w:t xml:space="preserve"> : une génération côté client (jsPDF), pour un téléchargement immédiat sans aller-retour serveur au moment de la vente, et une </w:t>
-      </w:r>
-      <w:r>
-        <w:lastRenderedPageBreak/>
-        <w:t>génération côté serveur (OpenPDF), déclenchée automatiquement et archivée sur le disque, pour garantir qu'un document existe et reste consultable même si la facture n'a jamais été téléchargée. Les deux répondent à des besoins différents plutôt que de faire doublon : l'une est un confort d'usage, l'autre une garantie d'archivage.</w:t>
+        <w:t xml:space="preserve"> : une génération côté client (jsPDF), pour un téléchargement immédiat sans aller-retour serveur au moment de la vente, et une génération côté serveur (OpenPDF), déclenchée automatiquement et archivée sur le disque, pour garantir qu'un document existe et reste consultable même si la facture n'a jamais été téléchargée. Les deux répondent à des besoins différents plutôt que de faire doublon : l'une est un confort d'usage, l'autre une garantie d'archivage.</w:t>
       </w:r>
     </w:p>
     <w:p>

--- a/docs/documentation-technique.docx
+++ b/docs/documentation-technique.docx
@@ -904,6 +904,7 @@
         <w:rPr>
           <w:noProof/>
         </w:rPr>
+        <w:lastRenderedPageBreak/>
         <w:drawing>
           <wp:inline distT="0" distB="0" distL="0" distR="0" wp14:anchorId="53AC638E" wp14:editId="17742457">
             <wp:extent cx="5334000" cy="13679540"/>
@@ -952,6 +953,7 @@
         <w:pStyle w:val="ImageCaption"/>
       </w:pPr>
       <w:r>
+        <w:lastRenderedPageBreak/>
         <w:t>Diagramme</w:t>
       </w:r>
     </w:p>
@@ -1571,6 +1573,7 @@
       </w:pPr>
       <w:bookmarkStart w:id="9" w:name="_ceadf566b066996380229d55c2ad34c8ec3a3c3"/>
       <w:r>
+        <w:lastRenderedPageBreak/>
         <w:t>2.3 Organisation du frontend</w:t>
       </w:r>
       <w:bookmarkEnd w:id="9"/>
@@ -1937,6 +1940,7 @@
         </w:numPr>
       </w:pPr>
       <w:r>
+        <w:lastRenderedPageBreak/>
         <w:t>Les guards (</w:t>
       </w:r>
       <w:r>
@@ -2031,6 +2035,7 @@
       </w:pPr>
       <w:bookmarkStart w:id="10" w:name="_1eadf5a3b96c0169a65f72ec30356cb4a48fa1f"/>
       <w:r>
+        <w:lastRenderedPageBreak/>
         <w:t>3. Modèle de données</w:t>
       </w:r>
       <w:bookmarkEnd w:id="10"/>
@@ -2080,6 +2085,7 @@
         <w:rPr>
           <w:noProof/>
         </w:rPr>
+        <w:lastRenderedPageBreak/>
         <w:drawing>
           <wp:inline distT="0" distB="0" distL="0" distR="0" wp14:anchorId="15F5DE5C" wp14:editId="14602C0B">
             <wp:extent cx="5334000" cy="8143875"/>
@@ -2128,6 +2134,7 @@
         <w:pStyle w:val="ImageCaption"/>
       </w:pPr>
       <w:r>
+        <w:lastRenderedPageBreak/>
         <w:t>Diagramme</w:t>
       </w:r>
     </w:p>
@@ -2778,6 +2785,7 @@
       </w:pPr>
       <w:bookmarkStart w:id="13" w:name="_a6aeae45396bc363d2b171c1cc32d129fecc389"/>
       <w:r>
+        <w:lastRenderedPageBreak/>
         <w:t>4. Sécurité et gestion des rôles</w:t>
       </w:r>
       <w:bookmarkEnd w:id="13"/>
@@ -3620,6 +3628,7 @@
               <w:pStyle w:val="Compact"/>
             </w:pPr>
             <w:r>
+              <w:lastRenderedPageBreak/>
               <w:t>6</w:t>
             </w:r>
           </w:p>
@@ -4007,6 +4016,7 @@
           <w:b/>
           <w:bCs/>
         </w:rPr>
+        <w:lastRenderedPageBreak/>
         <w:t>Illustration — tentative d'accès à une route non autorisée</w:t>
       </w:r>
     </w:p>
@@ -4119,6 +4129,7 @@
       </w:pPr>
       <w:bookmarkStart w:id="16" w:name="_a20600e0cc25be192792887fe3f399f496f5480"/>
       <w:r>
+        <w:lastRenderedPageBreak/>
         <w:t>4.3 Traçabilité</w:t>
       </w:r>
       <w:bookmarkEnd w:id="16"/>
@@ -4178,9 +4189,26 @@
     </w:p>
     <w:p>
       <w:pPr>
+        <w:pStyle w:val="FirstParagraph"/>
+      </w:pPr>
+      <w:bookmarkStart w:id="17" w:name="_82aec365ef63ab9647220db245e485886c1a60a"/>
+      <w:r>
+        <w:t xml:space="preserve">Les montants écrits dans le journal (et dans la facture PDF archivée côté serveur, §5.8) passent par </w:t>
+      </w:r>
+      <w:r>
+        <w:rPr>
+          <w:rStyle w:val="VerbatimChar"/>
+        </w:rPr>
+        <w:t>MontantFcfa.formater(...)</w:t>
+      </w:r>
+      <w:r>
+        <w:t xml:space="preserve"> : « 400 000 FCFA », sans décimales et milliers séparés par une espace, comme la facture générée côté client. Les ventes et les achats ont ainsi le même format, alors qu'auparavant une vente s'affichait « 400000.00 FCFA » (prix relus en base avec deux décimales) et un achat « 1500000 FCFA ». Les lignes déjà enregistrées avant ce changement gardent leur ancien format.</w:t>
+      </w:r>
+    </w:p>
+    <w:p>
+      <w:pPr>
         <w:pStyle w:val="Titre3"/>
       </w:pPr>
-      <w:bookmarkStart w:id="17" w:name="_82aec365ef63ab9647220db245e485886c1a60a"/>
       <w:r>
         <w:t>4.4 Validation des données</w:t>
       </w:r>
@@ -4661,6 +4689,7 @@
       </w:pPr>
       <w:bookmarkStart w:id="18" w:name="_65fd039df5331b53a023b25634f749577d00108"/>
       <w:r>
+        <w:lastRenderedPageBreak/>
         <w:t>5. Diagrammes de séquence</w:t>
       </w:r>
       <w:bookmarkEnd w:id="18"/>
@@ -4817,6 +4846,7 @@
       </w:pPr>
       <w:bookmarkStart w:id="21" w:name="_7ab31d629c9a0953076646e88dfee6bdb2a14b7"/>
       <w:r>
+        <w:lastRenderedPageBreak/>
         <w:t>5.3 Annulation d'une commande client (restitution du stock)</w:t>
       </w:r>
       <w:bookmarkEnd w:id="21"/>
@@ -4978,6 +5008,7 @@
         <w:rPr>
           <w:rStyle w:val="VerbatimChar"/>
         </w:rPr>
+        <w:lastRenderedPageBreak/>
         <w:t>VALIDEE</w:t>
       </w:r>
       <w:r>
@@ -5161,6 +5192,7 @@
       </w:pPr>
       <w:bookmarkStart w:id="25" w:name="_8cbfeb4aa7e7af72c267e6dd30769a2b4f6f837"/>
       <w:r>
+        <w:lastRenderedPageBreak/>
         <w:t>5.7 Alerte de stock quotidienne par email</w:t>
       </w:r>
       <w:bookmarkEnd w:id="25"/>
@@ -5252,10 +5284,82 @@
     </w:p>
     <w:p>
       <w:pPr>
+        <w:pStyle w:val="FirstParagraph"/>
+      </w:pPr>
+      <w:bookmarkStart w:id="26" w:name="_c0f8e6fc4d7595d8662b4f5ab528e54aa3351f1"/>
+      <w:r>
+        <w:t xml:space="preserve">Le destinataire est fixé par </w:t>
+      </w:r>
+      <w:r>
+        <w:rPr>
+          <w:rStyle w:val="VerbatimChar"/>
+        </w:rPr>
+        <w:t>ALERTE_STOCK_DESTINATAIRE</w:t>
+      </w:r>
+      <w:r>
+        <w:t xml:space="preserve"> (propriété </w:t>
+      </w:r>
+      <w:r>
+        <w:rPr>
+          <w:rStyle w:val="VerbatimChar"/>
+        </w:rPr>
+        <w:t>alerte.stock.destinataire</w:t>
+      </w:r>
+      <w:r>
+        <w:t xml:space="preserve">). L'expéditeur est optionnel : </w:t>
+      </w:r>
+      <w:r>
+        <w:rPr>
+          <w:rStyle w:val="VerbatimChar"/>
+        </w:rPr>
+        <w:t>ALERTE_STOCK_EXPEDITEUR</w:t>
+      </w:r>
+      <w:r>
+        <w:t xml:space="preserve"> (propriété </w:t>
+      </w:r>
+      <w:r>
+        <w:rPr>
+          <w:rStyle w:val="VerbatimChar"/>
+        </w:rPr>
+        <w:t>alerte.stock.expediteur</w:t>
+      </w:r>
+      <w:r>
+        <w:t xml:space="preserve">), vide par défaut. Lorsqu'il est défini, </w:t>
+      </w:r>
+      <w:r>
+        <w:rPr>
+          <w:rStyle w:val="VerbatimChar"/>
+        </w:rPr>
+        <w:t>NotificationServiceImpl</w:t>
+      </w:r>
+      <w:r>
+        <w:t xml:space="preserve"> le place dans l'en-tête « From » du message (</w:t>
+      </w:r>
+      <w:r>
+        <w:rPr>
+          <w:rStyle w:val="VerbatimChar"/>
+        </w:rPr>
+        <w:t>setFrom</w:t>
+      </w:r>
+      <w:r>
+        <w:t>) ; lorsqu'il est vide, aucun expéditeur n'est fixé et le serveur SMTP applique le compte authentifié (</w:t>
+      </w:r>
+      <w:r>
+        <w:rPr>
+          <w:rStyle w:val="VerbatimChar"/>
+        </w:rPr>
+        <w:t>MAIL_USERNAME</w:t>
+      </w:r>
+      <w:r>
+        <w:t>), ce qui était le comportement d'origine.</w:t>
+      </w:r>
+    </w:p>
+    <w:p>
+      <w:pPr>
         <w:pStyle w:val="Titre3"/>
       </w:pPr>
-      <w:bookmarkStart w:id="26" w:name="_c0f8e6fc4d7595d8662b4f5ab528e54aa3351f1"/>
-      <w:r>
+      <w:r>
+        <w:lastRenderedPageBreak/>
         <w:t>5.8 Archivage de la facture PDF côté serveur</w:t>
       </w:r>
       <w:bookmarkEnd w:id="26"/>
@@ -5340,6 +5444,7 @@
       </w:pPr>
       <w:bookmarkStart w:id="27" w:name="_7e541b32afb701afd497b315b2a20f19aa41fab"/>
       <w:r>
+        <w:lastRenderedPageBreak/>
         <w:t>6. Diagramme d'activité — cycle de vente et de réapprovisionnement</w:t>
       </w:r>
       <w:bookmarkEnd w:id="27"/>
@@ -5361,6 +5466,7 @@
         <w:rPr>
           <w:noProof/>
         </w:rPr>
+        <w:lastRenderedPageBreak/>
         <w:drawing>
           <wp:inline distT="0" distB="0" distL="0" distR="0" wp14:anchorId="3569FA61" wp14:editId="3DB71E00">
             <wp:extent cx="5334000" cy="28478275"/>
@@ -5409,6 +5515,7 @@
         <w:pStyle w:val="ImageCaption"/>
       </w:pPr>
       <w:r>
+        <w:lastRenderedPageBreak/>
         <w:t>Diagramme</w:t>
       </w:r>
     </w:p>
@@ -5562,6 +5669,7 @@
       </w:pPr>
       <w:bookmarkStart w:id="30" w:name="_0d76cf150681b2e6363b542f9250c6f2232e357"/>
       <w:r>
+        <w:lastRenderedPageBreak/>
         <w:t>7.2 Tableau de bord</w:t>
       </w:r>
       <w:bookmarkEnd w:id="30"/>
@@ -5763,6 +5871,7 @@
           <w:b/>
           <w:bCs/>
         </w:rPr>
+        <w:lastRenderedPageBreak/>
         <w:t>Graphiques et alertes de stock</w:t>
       </w:r>
     </w:p>
@@ -5877,6 +5986,7 @@
       </w:pPr>
       <w:bookmarkStart w:id="31" w:name="_0b79b4f2367e57366f82d1112de638b05abdc46"/>
       <w:r>
+        <w:lastRenderedPageBreak/>
         <w:t>7.3 Gestion des clients</w:t>
       </w:r>
       <w:bookmarkEnd w:id="31"/>
@@ -6038,7 +6148,11 @@
         <w:pStyle w:val="FirstParagraph"/>
       </w:pPr>
       <w:r>
-        <w:t xml:space="preserve">Formulaire client réutilisé à l'identique pour la création et la modification, avec validations en temps réel (nom et prénom obligatoires, format d'email, téléphone à exactement 10 chiffres). Le message de succès en tête de page (« Client mis à jour avec succès ! ») confirme l'action ; les messages d'erreur sous chaque champ apparaissent uniquement si la validation échoue. Les mêmes règles sont appliquées côté serveur (voir §4.4). Le formulaire n'est affiché qu'aux rôles </w:t>
+        <w:t xml:space="preserve">Formulaire client réutilisé à l'identique pour la création et la modification, avec validations en temps réel (nom et prénom obligatoires, format d'email, téléphone à exactement 10 chiffres). Le message de succès en tête de page (« Client mis à jour avec succès ! ») confirme l'action ; les messages d'erreur sous chaque champ apparaissent uniquement si la validation échoue. Les mêmes règles sont appliquées côté serveur (voir §4.4). Le formulaire </w:t>
+      </w:r>
+      <w:r>
+        <w:lastRenderedPageBreak/>
+        <w:t xml:space="preserve">n'est affiché qu'aux rôles </w:t>
       </w:r>
       <w:r>
         <w:rPr>
@@ -6270,7 +6384,11 @@
         <w:t>caissier</w:t>
       </w:r>
       <w:r>
-        <w:t>. La barre de navigation ne propose que les onglets Clients, Produits et Commandes (pas de tableau de bord, de fournisseurs, d'achats ni de journal d'audit). Le formulaire « Nouveau client » et la colonne Action sont absents : le caissier recherche, consulte et exporte la liste, mais ne peut ni créer, ni modifier, ni supprimer un client, conformément aux règles du serveur (§4.2).</w:t>
+        <w:t xml:space="preserve">. La barre de navigation ne propose que les onglets Clients, Produits et Commandes (pas de tableau de bord, de fournisseurs, d'achats ni de journal d'audit). Le formulaire « Nouveau client » et la colonne Action sont </w:t>
+      </w:r>
+      <w:r>
+        <w:lastRenderedPageBreak/>
+        <w:t>absents : le caissier recherche, consulte et exporte la liste, mais ne peut ni créer, ni modifier, ni supprimer un client, conformément aux règles du serveur (§4.2).</w:t>
       </w:r>
     </w:p>
     <w:p>
@@ -6471,6 +6589,7 @@
           <w:b/>
           <w:bCs/>
         </w:rPr>
+        <w:lastRenderedPageBreak/>
         <w:t>Formulaire — modification</w:t>
       </w:r>
     </w:p>
@@ -6640,6 +6759,7 @@
           <w:b/>
           <w:bCs/>
         </w:rPr>
+        <w:lastRenderedPageBreak/>
         <w:t>Liste des produits</w:t>
       </w:r>
     </w:p>
@@ -6930,6 +7050,7 @@
           <w:b/>
           <w:bCs/>
         </w:rPr>
+        <w:lastRenderedPageBreak/>
         <w:t>Liste des produits — vue caissier</w:t>
       </w:r>
     </w:p>
@@ -6942,7 +7063,7 @@
           <w:noProof/>
         </w:rPr>
         <w:drawing>
-          <wp:inline distT="0" distB="0" distL="0" distR="0" wp14:anchorId="7A8D62EF" wp14:editId="0E11DC69">
+          <wp:inline distT="0" distB="0" distL="0" distR="0" wp14:anchorId="7A8D62EF" wp14:editId="70ED94DF">
             <wp:extent cx="5334000" cy="2268906"/>
             <wp:effectExtent l="0" t="0" r="0" b="0"/>
             <wp:docPr id="1108472297" name="Image 1" descr="Liste des produits vue caissier"/>
@@ -7108,6 +7229,7 @@
           <w:b/>
           <w:bCs/>
         </w:rPr>
+        <w:lastRenderedPageBreak/>
         <w:t>Liste des commandes et facturation</w:t>
       </w:r>
     </w:p>
@@ -7328,6 +7450,7 @@
       </w:pPr>
       <w:bookmarkStart w:id="35" w:name="_5975cb26d92caeb229313bc7acd26b08588ea94"/>
       <w:r>
+        <w:lastRenderedPageBreak/>
         <w:t>7.7 Fournisseurs</w:t>
       </w:r>
       <w:bookmarkEnd w:id="35"/>
@@ -7602,6 +7725,7 @@
           <w:b/>
           <w:bCs/>
         </w:rPr>
+        <w:lastRenderedPageBreak/>
         <w:t>Liste des fournisseurs — vue gestionnaire</w:t>
       </w:r>
     </w:p>
@@ -7614,7 +7738,7 @@
           <w:noProof/>
         </w:rPr>
         <w:drawing>
-          <wp:inline distT="0" distB="0" distL="0" distR="0" wp14:anchorId="3BE33F28" wp14:editId="08039FB0">
+          <wp:inline distT="0" distB="0" distL="0" distR="0" wp14:anchorId="3BE33F28" wp14:editId="30CE2EFE">
             <wp:extent cx="5334000" cy="1684242"/>
             <wp:effectExtent l="0" t="0" r="0" b="0"/>
             <wp:docPr id="783165910" name="Image 1" descr="Liste des fournisseurs vue gestionnaire"/>
@@ -7840,6 +7964,7 @@
         <w:pStyle w:val="FirstParagraph"/>
       </w:pPr>
       <w:r>
+        <w:lastRenderedPageBreak/>
         <w:t xml:space="preserve">Sélection du fournisseur, ajout de produits avec quantité et </w:t>
       </w:r>
       <w:r>
@@ -8010,6 +8135,7 @@
       </w:pPr>
       <w:bookmarkStart w:id="37" w:name="_5e87025747a18e261c6abce4835a7065e163500"/>
       <w:r>
+        <w:lastRenderedPageBreak/>
         <w:t>7.9 Journal d'audit</w:t>
       </w:r>
       <w:bookmarkEnd w:id="37"/>
@@ -8036,40 +8162,40 @@
           <w:noProof/>
         </w:rPr>
         <w:drawing>
-          <wp:inline distT="0" distB="0" distL="0" distR="0" wp14:anchorId="6C70AD99" wp14:editId="39C0BC5F">
-            <wp:extent cx="5334000" cy="2315705"/>
+          <wp:inline distT="0" distB="0" distL="0" distR="0" wp14:anchorId="45F93B4C" wp14:editId="1318930E">
+            <wp:extent cx="5334000" cy="2506515"/>
             <wp:effectExtent l="0" t="0" r="0" b="0"/>
-            <wp:docPr id="152" name="Picture" descr="Journal d'audit"/>
-            <wp:cNvGraphicFramePr/>
+            <wp:docPr id="1354334539" name="Image 1" descr="Journal d'audit"/>
+            <wp:cNvGraphicFramePr>
+              <a:graphicFrameLocks xmlns:a="http://schemas.openxmlformats.org/drawingml/2006/main" noChangeAspect="1"/>
+            </wp:cNvGraphicFramePr>
             <a:graphic xmlns:a="http://schemas.openxmlformats.org/drawingml/2006/main">
               <a:graphicData uri="http://schemas.openxmlformats.org/drawingml/2006/picture">
                 <pic:pic xmlns:pic="http://schemas.openxmlformats.org/drawingml/2006/picture">
                   <pic:nvPicPr>
-                    <pic:cNvPr id="153" name="Picture" descr="../screenshots/Capture%20d'%C3%A9cran%202026-08-08%20202710.png"/>
-                    <pic:cNvPicPr>
-                      <a:picLocks noChangeAspect="1" noChangeArrowheads="1"/>
-                    </pic:cNvPicPr>
+                    <pic:cNvPr id="1354334539" name="Image 1" descr="Journal d'audit"/>
+                    <pic:cNvPicPr/>
                   </pic:nvPicPr>
                   <pic:blipFill>
-                    <a:blip r:embed="rId44"/>
+                    <a:blip r:embed="rId44" cstate="print">
+                      <a:extLst>
+                        <a:ext uri="{28A0092B-C50C-407E-A947-70E740481C1C}">
+                          <a14:useLocalDpi xmlns:a14="http://schemas.microsoft.com/office/drawing/2010/main" val="0"/>
+                        </a:ext>
+                      </a:extLst>
+                    </a:blip>
                     <a:stretch>
                       <a:fillRect/>
                     </a:stretch>
                   </pic:blipFill>
-                  <pic:spPr bwMode="auto">
+                  <pic:spPr>
                     <a:xfrm>
                       <a:off x="0" y="0"/>
-                      <a:ext cx="5334000" cy="2315705"/>
+                      <a:ext cx="5334000" cy="2506515"/>
                     </a:xfrm>
                     <a:prstGeom prst="rect">
                       <a:avLst/>
                     </a:prstGeom>
-                    <a:noFill/>
-                    <a:ln w="9525">
-                      <a:noFill/>
-                      <a:headEnd/>
-                      <a:tailEnd/>
-                    </a:ln>
                   </pic:spPr>
                 </pic:pic>
               </a:graphicData>
@@ -8091,7 +8217,7 @@
         <w:pStyle w:val="FirstParagraph"/>
       </w:pPr>
       <w:r>
-        <w:t xml:space="preserve">Vue paginée de toutes les actions de création, modification et suppression tracées par l'application (69 actions enregistrées sur cette capture), avec la date, l'utilisateur, le type d'action (code couleur : vert pour création, jaune pour modification, rouge pour suppression), l'entité concernée et une description lisible de l'action. Cet écran est réservé au rôle </w:t>
+        <w:t xml:space="preserve">Vue paginée de toutes les actions de création, modification et suppression tracées par l'application (76 actions enregistrées sur cette capture), avec la date, l'utilisateur, le type d'action (code couleur : vert pour création, jaune pour modification, rouge pour suppression), l'entité concernée et une description lisible de l'action. Cet écran est réservé au rôle </w:t>
       </w:r>
       <w:r>
         <w:rPr>
@@ -8131,6 +8257,7 @@
           <w:b/>
           <w:bCs/>
         </w:rPr>
+        <w:lastRenderedPageBreak/>
         <w:t>En-tête d'autorisation JWT (DevTools réseau)</w:t>
       </w:r>
     </w:p>
@@ -8299,6 +8426,7 @@
         <w:rPr>
           <w:noProof/>
         </w:rPr>
+        <w:lastRenderedPageBreak/>
         <w:drawing>
           <wp:inline distT="0" distB="0" distL="0" distR="0" wp14:anchorId="3CE74518" wp14:editId="0F526C69">
             <wp:extent cx="5334000" cy="2510781"/>
@@ -8498,6 +8626,7 @@
       </w:pPr>
       <w:bookmarkStart w:id="39" w:name="_92a8d46865dc0f299cf7e6f6edf4351766a8cf7"/>
       <w:r>
+        <w:lastRenderedPageBreak/>
         <w:t>7.11 Couverture de tests automatisés</w:t>
       </w:r>
       <w:bookmarkEnd w:id="39"/>
@@ -8965,20 +9094,29 @@
               <w:pStyle w:val="Compact"/>
             </w:pPr>
             <w:r>
-              <w:t>2</w:t>
-            </w:r>
-          </w:p>
-        </w:tc>
-        <w:tc>
-          <w:tcPr>
-            <w:tcW w:w="0" w:type="auto"/>
-          </w:tcPr>
-          <w:p>
-            <w:pPr>
-              <w:pStyle w:val="Compact"/>
-            </w:pPr>
-            <w:r>
-              <w:t>Aucun email envoyé si la liste de ruptures est vide ; séparation de l'email entre « rupture imminente » (moins de 5) et « stock bas » (5 à 9)</w:t>
+              <w:t>4</w:t>
+            </w:r>
+          </w:p>
+        </w:tc>
+        <w:tc>
+          <w:tcPr>
+            <w:tcW w:w="0" w:type="auto"/>
+          </w:tcPr>
+          <w:p>
+            <w:pPr>
+              <w:pStyle w:val="Compact"/>
+            </w:pPr>
+            <w:r>
+              <w:t xml:space="preserve">Aucun email envoyé si la liste de ruptures est vide ; séparation de l'email entre « rupture imminente » (moins de 5) et « stock bas » (5 à 9) ; expéditeur renseigné quand </w:t>
+            </w:r>
+            <w:r>
+              <w:rPr>
+                <w:rStyle w:val="VerbatimChar"/>
+              </w:rPr>
+              <w:t>alerte.stock.expediteur</w:t>
+            </w:r>
+            <w:r>
+              <w:t xml:space="preserve"> est défini, absent quand elle est vide</w:t>
             </w:r>
           </w:p>
         </w:tc>
@@ -8991,47 +9129,41 @@
           <w:p>
             <w:pPr>
               <w:pStyle w:val="Compact"/>
-            </w:pPr>
-            <w:r>
-              <w:rPr>
-                <w:rStyle w:val="VerbatimChar"/>
-              </w:rPr>
-              <w:t>SecurityAutorisationsTest</w:t>
-            </w:r>
-          </w:p>
-        </w:tc>
-        <w:tc>
-          <w:tcPr>
-            <w:tcW w:w="0" w:type="auto"/>
-          </w:tcPr>
-          <w:p>
-            <w:pPr>
-              <w:pStyle w:val="Compact"/>
-            </w:pPr>
-            <w:r>
-              <w:t>15</w:t>
-            </w:r>
-          </w:p>
-        </w:tc>
-        <w:tc>
-          <w:tcPr>
-            <w:tcW w:w="0" w:type="auto"/>
-          </w:tcPr>
-          <w:p>
-            <w:pPr>
-              <w:pStyle w:val="Compact"/>
-            </w:pPr>
-            <w:r>
-              <w:t>Matrice des droits de §4.2, rôle par rôle (</w:t>
-            </w:r>
-            <w:r>
-              <w:rPr>
-                <w:rStyle w:val="VerbatimChar"/>
-              </w:rPr>
-              <w:t>@WithMockUser</w:t>
-            </w:r>
-            <w:r>
-              <w:t>), sur la base H2 de test : refus 403 des actions interdites, accès aux actions permises, refus sans authentification, seeder inactif en test</w:t>
+              <w:rPr>
+                <w:rStyle w:val="VerbatimChar"/>
+              </w:rPr>
+            </w:pPr>
+            <w:r>
+              <w:rPr>
+                <w:rStyle w:val="VerbatimChar"/>
+              </w:rPr>
+              <w:t>MontantFcfaTest</w:t>
+            </w:r>
+          </w:p>
+        </w:tc>
+        <w:tc>
+          <w:tcPr>
+            <w:tcW w:w="0" w:type="auto"/>
+          </w:tcPr>
+          <w:p>
+            <w:pPr>
+              <w:pStyle w:val="Compact"/>
+            </w:pPr>
+            <w:r>
+              <w:t>2</w:t>
+            </w:r>
+          </w:p>
+        </w:tc>
+        <w:tc>
+          <w:tcPr>
+            <w:tcW w:w="0" w:type="auto"/>
+          </w:tcPr>
+          <w:p>
+            <w:pPr>
+              <w:pStyle w:val="Compact"/>
+            </w:pPr>
+            <w:r>
+              <w:t>Même format pour une vente (« 400000.00 ») et un achat (« 1500000 ») : « 400 000 FCFA », « 1 500 000 FCFA » ; arrondi, zéro et montant négatif</w:t>
             </w:r>
           </w:p>
         </w:tc>
@@ -9044,14 +9176,72 @@
           <w:p>
             <w:pPr>
               <w:pStyle w:val="Compact"/>
-              <w:rPr>
-                <w:rStyle w:val="VerbatimChar"/>
-              </w:rPr>
-            </w:pPr>
-            <w:r>
-              <w:rPr>
-                <w:rStyle w:val="VerbatimChar"/>
-              </w:rPr>
+            </w:pPr>
+            <w:r>
+              <w:rPr>
+                <w:rStyle w:val="VerbatimChar"/>
+              </w:rPr>
+              <w:t>SecurityAutorisationsTest</w:t>
+            </w:r>
+          </w:p>
+        </w:tc>
+        <w:tc>
+          <w:tcPr>
+            <w:tcW w:w="0" w:type="auto"/>
+          </w:tcPr>
+          <w:p>
+            <w:pPr>
+              <w:pStyle w:val="Compact"/>
+            </w:pPr>
+            <w:r>
+              <w:t>15</w:t>
+            </w:r>
+          </w:p>
+        </w:tc>
+        <w:tc>
+          <w:tcPr>
+            <w:tcW w:w="0" w:type="auto"/>
+          </w:tcPr>
+          <w:p>
+            <w:pPr>
+              <w:pStyle w:val="Compact"/>
+            </w:pPr>
+            <w:r>
+              <w:t xml:space="preserve">Matrice des droits de §4.2, rôle par rôle </w:t>
+            </w:r>
+            <w:r>
+              <w:lastRenderedPageBreak/>
+              <w:t>(</w:t>
+            </w:r>
+            <w:r>
+              <w:rPr>
+                <w:rStyle w:val="VerbatimChar"/>
+              </w:rPr>
+              <w:t>@WithMockUser</w:t>
+            </w:r>
+            <w:r>
+              <w:t>), sur la base H2 de test : refus 403 des actions interdites, accès aux actions permises, refus sans authentification, seeder inactif en test</w:t>
+            </w:r>
+          </w:p>
+        </w:tc>
+      </w:tr>
+      <w:tr>
+        <w:tc>
+          <w:tcPr>
+            <w:tcW w:w="0" w:type="auto"/>
+          </w:tcPr>
+          <w:p>
+            <w:pPr>
+              <w:pStyle w:val="Compact"/>
+              <w:rPr>
+                <w:rStyle w:val="VerbatimChar"/>
+              </w:rPr>
+            </w:pPr>
+            <w:r>
+              <w:rPr>
+                <w:rStyle w:val="VerbatimChar"/>
+              </w:rPr>
+              <w:lastRenderedPageBreak/>
               <w:t>OpenApiConfigTest</w:t>
             </w:r>
           </w:p>
@@ -9125,7 +9315,7 @@
         <w:t>mvn test</w:t>
       </w:r>
       <w:r>
-        <w:t xml:space="preserve">), la suite backend passe : 35 tests, tous au vert. Ce total inclut aussi </w:t>
+        <w:t xml:space="preserve">), la suite backend passe : 39 tests, tous au vert. Ce total inclut aussi </w:t>
       </w:r>
       <w:r>
         <w:rPr>
@@ -9360,6 +9550,7 @@
           <w:b/>
           <w:bCs/>
         </w:rPr>
+        <w:lastRenderedPageBreak/>
         <w:t>Isolation du job planifié (</w:t>
       </w:r>
       <w:r>
@@ -9762,7 +9953,11 @@
         <w:t>StatutCommande</w:t>
       </w:r>
       <w:r>
-        <w:t xml:space="preserve"> (ajouté après coup), la colonne a volontairement été laissée nullable, et le service traite une valeur </w:t>
+        <w:t xml:space="preserve"> (ajouté après coup), la colonne a volontairement été laissée </w:t>
+      </w:r>
+      <w:r>
+        <w:lastRenderedPageBreak/>
+        <w:t xml:space="preserve">nullable, et le service traite une valeur </w:t>
       </w:r>
       <w:r>
         <w:rPr>
@@ -10055,6 +10250,7 @@
           <w:b/>
           <w:bCs/>
         </w:rPr>
+        <w:lastRenderedPageBreak/>
         <w:t>Test unitaire d'un calcul dépendant du temps</w:t>
       </w:r>
       <w:r>
@@ -10313,6 +10509,7 @@
     </w:p>
     <w:p>
       <w:r>
+        <w:lastRenderedPageBreak/>
         <w:pict w14:anchorId="7C20024C">
           <v:rect id="_x0000_i1035" style="width:0;height:1.5pt" o:hralign="center" o:hrstd="t" o:hr="t"/>
         </w:pict>

--- a/docs/documentation-technique.docx
+++ b/docs/documentation-technique.docx
@@ -904,10 +904,9 @@
         <w:rPr>
           <w:noProof/>
         </w:rPr>
-        <w:lastRenderedPageBreak/>
         <w:drawing>
           <wp:inline distT="0" distB="0" distL="0" distR="0" wp14:anchorId="53AC638E" wp14:editId="17742457">
-            <wp:extent cx="5334000" cy="13679540"/>
+            <wp:extent cx="3716464" cy="7432929"/>
             <wp:effectExtent l="0" t="0" r="0" b="0"/>
             <wp:docPr id="19" name="Picture" descr="Diagramme"/>
             <wp:cNvGraphicFramePr/>
@@ -929,7 +928,7 @@
                   <pic:spPr bwMode="auto">
                     <a:xfrm>
                       <a:off x="0" y="0"/>
-                      <a:ext cx="5334000" cy="13679540"/>
+                      <a:ext cx="3716464" cy="7432929"/>
                     </a:xfrm>
                     <a:prstGeom prst="rect">
                       <a:avLst/>
@@ -953,7 +952,6 @@
         <w:pStyle w:val="ImageCaption"/>
       </w:pPr>
       <w:r>
-        <w:lastRenderedPageBreak/>
         <w:t>Diagramme</w:t>
       </w:r>
     </w:p>
@@ -986,7 +984,7 @@
         </w:rPr>
         <w:drawing>
           <wp:inline distT="0" distB="0" distL="0" distR="0" wp14:anchorId="5DA2EAB5" wp14:editId="4E12F812">
-            <wp:extent cx="5334000" cy="2081892"/>
+            <wp:extent cx="5334000" cy="1707696"/>
             <wp:effectExtent l="0" t="0" r="0" b="0"/>
             <wp:docPr id="23" name="Picture" descr="Diagramme"/>
             <wp:cNvGraphicFramePr/>
@@ -1008,7 +1006,7 @@
                   <pic:spPr bwMode="auto">
                     <a:xfrm>
                       <a:off x="0" y="0"/>
-                      <a:ext cx="5334000" cy="2081892"/>
+                      <a:ext cx="5334000" cy="1707696"/>
                     </a:xfrm>
                     <a:prstGeom prst="rect">
                       <a:avLst/>
@@ -1573,7 +1571,6 @@
       </w:pPr>
       <w:bookmarkStart w:id="9" w:name="_ceadf566b066996380229d55c2ad34c8ec3a3c3"/>
       <w:r>
-        <w:lastRenderedPageBreak/>
         <w:t>2.3 Organisation du frontend</w:t>
       </w:r>
       <w:bookmarkEnd w:id="9"/>
@@ -1940,7 +1937,6 @@
         </w:numPr>
       </w:pPr>
       <w:r>
-        <w:lastRenderedPageBreak/>
         <w:t>Les guards (</w:t>
       </w:r>
       <w:r>
@@ -2035,7 +2031,6 @@
       </w:pPr>
       <w:bookmarkStart w:id="10" w:name="_1eadf5a3b96c0169a65f72ec30356cb4a48fa1f"/>
       <w:r>
-        <w:lastRenderedPageBreak/>
         <w:t>3. Modèle de données</w:t>
       </w:r>
       <w:bookmarkEnd w:id="10"/>
@@ -2085,10 +2080,9 @@
         <w:rPr>
           <w:noProof/>
         </w:rPr>
-        <w:lastRenderedPageBreak/>
         <w:drawing>
           <wp:inline distT="0" distB="0" distL="0" distR="0" wp14:anchorId="15F5DE5C" wp14:editId="14602C0B">
-            <wp:extent cx="5334000" cy="8143875"/>
+            <wp:extent cx="5334000" cy="6742339"/>
             <wp:effectExtent l="0" t="0" r="0" b="0"/>
             <wp:docPr id="29" name="Picture" descr="Diagramme"/>
             <wp:cNvGraphicFramePr/>
@@ -2110,7 +2104,7 @@
                   <pic:spPr bwMode="auto">
                     <a:xfrm>
                       <a:off x="0" y="0"/>
-                      <a:ext cx="5334000" cy="8143875"/>
+                      <a:ext cx="5334000" cy="6742339"/>
                     </a:xfrm>
                     <a:prstGeom prst="rect">
                       <a:avLst/>
@@ -2134,7 +2128,6 @@
         <w:pStyle w:val="ImageCaption"/>
       </w:pPr>
       <w:r>
-        <w:lastRenderedPageBreak/>
         <w:t>Diagramme</w:t>
       </w:r>
     </w:p>
@@ -2757,6 +2750,70 @@
           <w:b/>
           <w:bCs/>
         </w:rPr>
+        <w:t>Commandes annulées exclues des indicateurs de vente</w:t>
+      </w:r>
+      <w:r>
+        <w:t xml:space="preserve"> : une commande annulée reste en base (statut </w:t>
+      </w:r>
+      <w:r>
+        <w:rPr>
+          <w:rStyle w:val="VerbatimChar"/>
+        </w:rPr>
+        <w:t>ANNULE</w:t>
+      </w:r>
+      <w:r>
+        <w:t xml:space="preserve">) mais n'entre plus dans aucun indicateur de vente du tableau de bord : nombre de commandes, chiffre d'affaires (global, par période, sur 12 mois), meilleur client, top produits, ventes et quantités par catégorie. Les requêtes filtrent sur </w:t>
+      </w:r>
+      <w:r>
+        <w:rPr>
+          <w:rStyle w:val="VerbatimChar"/>
+        </w:rPr>
+        <w:t>statut IS NULL OR statut &lt;&gt; 'ANNULE'</w:t>
+      </w:r>
+      <w:r>
+        <w:t xml:space="preserve"> : une commande antérieure à l'introduction du statut (colonne vide) reste comptée comme </w:t>
+      </w:r>
+      <w:r>
+        <w:rPr>
+          <w:rStyle w:val="VerbatimChar"/>
+        </w:rPr>
+        <w:t>VALIDE</w:t>
+      </w:r>
+      <w:r>
+        <w:t xml:space="preserve">, ce qu'un simple </w:t>
+      </w:r>
+      <w:r>
+        <w:rPr>
+          <w:rStyle w:val="VerbatimChar"/>
+        </w:rPr>
+        <w:t>statut &lt;&gt; 'ANNULE'</w:t>
+      </w:r>
+      <w:r>
+        <w:t xml:space="preserve"> n'aurait pas fait (une comparaison avec </w:t>
+      </w:r>
+      <w:r>
+        <w:rPr>
+          <w:rStyle w:val="VerbatimChar"/>
+        </w:rPr>
+        <w:t>NULL</w:t>
+      </w:r>
+      <w:r>
+        <w:t xml:space="preserve"> n'est jamais vraie en SQL).</w:t>
+      </w:r>
+    </w:p>
+    <w:p>
+      <w:pPr>
+        <w:pStyle w:val="Compact"/>
+        <w:numPr>
+          <w:ilvl w:val="0"/>
+          <w:numId w:val="5"/>
+        </w:numPr>
+      </w:pPr>
+      <w:r>
+        <w:rPr>
+          <w:b/>
+          <w:bCs/>
+        </w:rPr>
         <w:t>Journal d'audit en écriture seule</w:t>
       </w:r>
       <w:r>
@@ -2785,7 +2842,6 @@
       </w:pPr>
       <w:bookmarkStart w:id="13" w:name="_a6aeae45396bc363d2b171c1cc32d129fecc389"/>
       <w:r>
-        <w:lastRenderedPageBreak/>
         <w:t>4. Sécurité et gestion des rôles</w:t>
       </w:r>
       <w:bookmarkEnd w:id="13"/>
@@ -3628,7 +3684,6 @@
               <w:pStyle w:val="Compact"/>
             </w:pPr>
             <w:r>
-              <w:lastRenderedPageBreak/>
               <w:t>6</w:t>
             </w:r>
           </w:p>
@@ -4016,7 +4071,6 @@
           <w:b/>
           <w:bCs/>
         </w:rPr>
-        <w:lastRenderedPageBreak/>
         <w:t>Illustration — tentative d'accès à une route non autorisée</w:t>
       </w:r>
     </w:p>
@@ -4129,7 +4183,6 @@
       </w:pPr>
       <w:bookmarkStart w:id="16" w:name="_a20600e0cc25be192792887fe3f399f496f5480"/>
       <w:r>
-        <w:lastRenderedPageBreak/>
         <w:t>4.3 Traçabilité</w:t>
       </w:r>
       <w:bookmarkEnd w:id="16"/>
@@ -4689,7 +4742,6 @@
       </w:pPr>
       <w:bookmarkStart w:id="18" w:name="_65fd039df5331b53a023b25634f749577d00108"/>
       <w:r>
-        <w:lastRenderedPageBreak/>
         <w:t>5. Diagrammes de séquence</w:t>
       </w:r>
       <w:bookmarkEnd w:id="18"/>
@@ -4722,7 +4774,7 @@
         </w:rPr>
         <w:drawing>
           <wp:inline distT="0" distB="0" distL="0" distR="0" wp14:anchorId="730D0E98" wp14:editId="56F5C37F">
-            <wp:extent cx="5334000" cy="3041196"/>
+            <wp:extent cx="5334000" cy="2918732"/>
             <wp:effectExtent l="0" t="0" r="0" b="0"/>
             <wp:docPr id="43" name="Picture" descr="Diagramme"/>
             <wp:cNvGraphicFramePr/>
@@ -4744,7 +4796,7 @@
                   <pic:spPr bwMode="auto">
                     <a:xfrm>
                       <a:off x="0" y="0"/>
-                      <a:ext cx="5334000" cy="3041196"/>
+                      <a:ext cx="5334000" cy="2918732"/>
                     </a:xfrm>
                     <a:prstGeom prst="rect">
                       <a:avLst/>
@@ -4791,7 +4843,7 @@
         </w:rPr>
         <w:drawing>
           <wp:inline distT="0" distB="0" distL="0" distR="0" wp14:anchorId="2D59B6BB" wp14:editId="65C3E45F">
-            <wp:extent cx="5334000" cy="2871107"/>
+            <wp:extent cx="5334000" cy="2769053"/>
             <wp:effectExtent l="0" t="0" r="0" b="0"/>
             <wp:docPr id="47" name="Picture" descr="Diagramme"/>
             <wp:cNvGraphicFramePr/>
@@ -4813,7 +4865,7 @@
                   <pic:spPr bwMode="auto">
                     <a:xfrm>
                       <a:off x="0" y="0"/>
-                      <a:ext cx="5334000" cy="2871107"/>
+                      <a:ext cx="5334000" cy="2769053"/>
                     </a:xfrm>
                     <a:prstGeom prst="rect">
                       <a:avLst/>
@@ -4846,7 +4898,6 @@
       </w:pPr>
       <w:bookmarkStart w:id="21" w:name="_7ab31d629c9a0953076646e88dfee6bdb2a14b7"/>
       <w:r>
-        <w:lastRenderedPageBreak/>
         <w:t>5.3 Annulation d'une commande client (restitution du stock)</w:t>
       </w:r>
       <w:bookmarkEnd w:id="21"/>
@@ -4861,7 +4912,7 @@
         </w:rPr>
         <w:drawing>
           <wp:inline distT="0" distB="0" distL="0" distR="0" wp14:anchorId="271CF272" wp14:editId="1C8DC267">
-            <wp:extent cx="5334000" cy="2728232"/>
+            <wp:extent cx="5334000" cy="2598964"/>
             <wp:effectExtent l="0" t="0" r="0" b="0"/>
             <wp:docPr id="51" name="Picture" descr="Diagramme"/>
             <wp:cNvGraphicFramePr/>
@@ -4883,7 +4934,7 @@
                   <pic:spPr bwMode="auto">
                     <a:xfrm>
                       <a:off x="0" y="0"/>
-                      <a:ext cx="5334000" cy="2728232"/>
+                      <a:ext cx="5334000" cy="2598964"/>
                     </a:xfrm>
                     <a:prstGeom prst="rect">
                       <a:avLst/>
@@ -4912,6 +4963,23 @@
     </w:p>
     <w:p>
       <w:pPr>
+        <w:pStyle w:val="FirstParagraph"/>
+      </w:pPr>
+      <w:r>
+        <w:t xml:space="preserve">Une fois annulée, la commande disparaît des indicateurs de vente du tableau de bord (§3.2), et sa sortie de stock n'est plus comptée dans la vélocité de vente (§5.5). Le motif </w:t>
+      </w:r>
+      <w:r>
+        <w:rPr>
+          <w:rStyle w:val="VerbatimChar"/>
+        </w:rPr>
+        <w:t>"Annulation - Commande #id"</w:t>
+      </w:r>
+      <w:r>
+        <w:t xml:space="preserve"> est aussi celui posé lors d'une suppression de commande : une vente supprimée est donc, elle aussi, retirée de la vélocité.</w:t>
+      </w:r>
+    </w:p>
+    <w:p>
+      <w:pPr>
         <w:pStyle w:val="Titre3"/>
       </w:pPr>
       <w:bookmarkStart w:id="22" w:name="_48363db1b1120d95c6d474ab523f4226bb368e6"/>
@@ -4930,7 +4998,7 @@
         </w:rPr>
         <w:drawing>
           <wp:inline distT="0" distB="0" distL="0" distR="0" wp14:anchorId="0567ABBC" wp14:editId="7533F541">
-            <wp:extent cx="5334000" cy="3728357"/>
+            <wp:extent cx="5334000" cy="3619500"/>
             <wp:effectExtent l="0" t="0" r="0" b="0"/>
             <wp:docPr id="55" name="Picture" descr="Diagramme"/>
             <wp:cNvGraphicFramePr/>
@@ -4952,7 +5020,7 @@
                   <pic:spPr bwMode="auto">
                     <a:xfrm>
                       <a:off x="0" y="0"/>
-                      <a:ext cx="5334000" cy="3728357"/>
+                      <a:ext cx="5334000" cy="3619500"/>
                     </a:xfrm>
                     <a:prstGeom prst="rect">
                       <a:avLst/>
@@ -5008,7 +5076,6 @@
         <w:rPr>
           <w:rStyle w:val="VerbatimChar"/>
         </w:rPr>
-        <w:lastRenderedPageBreak/>
         <w:t>VALIDEE</w:t>
       </w:r>
       <w:r>
@@ -5044,7 +5111,7 @@
         </w:rPr>
         <w:drawing>
           <wp:inline distT="0" distB="0" distL="0" distR="0" wp14:anchorId="6554B406" wp14:editId="7D8B3C4B">
-            <wp:extent cx="5334000" cy="2680607"/>
+            <wp:extent cx="5334000" cy="2578553"/>
             <wp:effectExtent l="0" t="0" r="0" b="0"/>
             <wp:docPr id="59" name="Picture" descr="Diagramme"/>
             <wp:cNvGraphicFramePr/>
@@ -5066,7 +5133,7 @@
                   <pic:spPr bwMode="auto">
                     <a:xfrm>
                       <a:off x="0" y="0"/>
-                      <a:ext cx="5334000" cy="2680607"/>
+                      <a:ext cx="5334000" cy="2578553"/>
                     </a:xfrm>
                     <a:prstGeom prst="rect">
                       <a:avLst/>
@@ -5102,10 +5169,70 @@
           <w:b/>
           <w:bCs/>
         </w:rPr>
+        <w:t>Fenêtre de calcul :</w:t>
+      </w:r>
+      <w:r>
+        <w:t xml:space="preserve"> N vaut 14 jours par défaut. Il se règle par la propriété </w:t>
+      </w:r>
+      <w:r>
+        <w:rPr>
+          <w:rStyle w:val="VerbatimChar"/>
+        </w:rPr>
+        <w:t>dashboard.velocite.jours</w:t>
+      </w:r>
+      <w:r>
+        <w:t xml:space="preserve">, alimentée par la variable d'environnement </w:t>
+      </w:r>
+      <w:r>
+        <w:rPr>
+          <w:rStyle w:val="VerbatimChar"/>
+        </w:rPr>
+        <w:t>VELOCITE_FENETRE_JOURS</w:t>
+      </w:r>
+      <w:r>
+        <w:t xml:space="preserve"> (voir la section Configuration du README). Une fenêtre courte suit mieux la demande récente mais réagit fortement à une grosse commande isolée ; une fenêtre longue lisse ce bruit mais réagit plus lentement à un changement de la demande. Une valeur inférieure à 1 rendrait le calcul impossible (division par zéro) : </w:t>
+      </w:r>
+      <w:r>
+        <w:rPr>
+          <w:rStyle w:val="VerbatimChar"/>
+        </w:rPr>
+        <w:t>DashboardServiceImpl</w:t>
+      </w:r>
+      <w:r>
+        <w:t xml:space="preserve"> la refuse dès sa création, et l'application ne démarre pas (</w:t>
+      </w:r>
+      <w:r>
+        <w:rPr>
+          <w:rStyle w:val="VerbatimChar"/>
+        </w:rPr>
+        <w:t>IllegalStateException</w:t>
+      </w:r>
+      <w:r>
+        <w:t xml:space="preserve"> qui nomme la propriété, la valeur reçue et </w:t>
+      </w:r>
+      <w:r>
+        <w:rPr>
+          <w:rStyle w:val="VerbatimChar"/>
+        </w:rPr>
+        <w:t>VELOCITE_FENETRE_JOURS</w:t>
+      </w:r>
+      <w:r>
+        <w:t>). Une valeur non numérique est refusée de la même façon par Spring au démarrage, avec une erreur de conversion.</w:t>
+      </w:r>
+    </w:p>
+    <w:p>
+      <w:pPr>
+        <w:pStyle w:val="Corpsdetexte"/>
+      </w:pPr>
+      <w:r>
+        <w:rPr>
+          <w:b/>
+          <w:bCs/>
+        </w:rPr>
         <w:t>Note sur la formule retenue :</w:t>
       </w:r>
       <w:r>
-        <w:t xml:space="preserve"> la vélocité de vente est une moyenne glissante simple (quantité totale sortie sur 14 jours ÷ 14), sans pondération ni lissage. Elle ne tient donc pas compte de la saisonnalité ni des tendances (un produit dont les ventes accélèrent ou ralentissent nettement sur la période sera mal estimé), et un produit récemment mis en catalogue sans historique de vente ne peut pas être estimé du tout — l'application l'indique alors explicitement plutôt que d'afficher un chiffre trompeur. Le résultat est arrondi au jour supérieur (</w:t>
+        <w:t xml:space="preserve"> la vélocité de vente est une moyenne glissante simple (quantité totale sortie sur N jours ÷ N), sans pondération ni lissage. Elle ne tient donc pas compte de la saisonnalité ni des tendances (un produit dont les ventes accélèrent ou ralentissent nettement sur la période sera mal estimé), et un produit récemment mis en catalogue sans historique de vente ne peut pas être estimé du tout — l'application l'indique alors explicitement plutôt que d'afficher un chiffre trompeur. Le résultat est arrondi au jour supérieur (</w:t>
       </w:r>
       <w:r>
         <w:rPr>
@@ -5115,6 +5242,128 @@
       </w:r>
       <w:r>
         <w:t>), le parti pris étant qu'il est préférable d'alerter légèrement trop tôt que de laisser croire à une marge plus large que la réalité.</w:t>
+      </w:r>
+    </w:p>
+    <w:p>
+      <w:pPr>
+        <w:pStyle w:val="Corpsdetexte"/>
+      </w:pPr>
+      <w:r>
+        <w:rPr>
+          <w:b/>
+          <w:bCs/>
+        </w:rPr>
+        <w:t>Exclusion des ventes annulées :</w:t>
+      </w:r>
+      <w:r>
+        <w:t xml:space="preserve"> une annulation ne supprime pas la sortie de stock de la vente ; elle ajoute une entrée de stock en sens inverse. Sans précaution, une vente annulée gonflerait donc la vélocité. </w:t>
+      </w:r>
+      <w:r>
+        <w:rPr>
+          <w:rStyle w:val="VerbatimChar"/>
+        </w:rPr>
+        <w:t>sumSortiesDepuis</w:t>
+      </w:r>
+      <w:r>
+        <w:t xml:space="preserve"> écarte chaque sortie </w:t>
+      </w:r>
+      <w:r>
+        <w:rPr>
+          <w:rStyle w:val="VerbatimChar"/>
+        </w:rPr>
+        <w:t>"Vente - Commande #N"</w:t>
+      </w:r>
+      <w:r>
+        <w:t xml:space="preserve"> pour laquelle il existe, sur le même produit, une entrée </w:t>
+      </w:r>
+      <w:r>
+        <w:rPr>
+          <w:rStyle w:val="VerbatimChar"/>
+        </w:rPr>
+        <w:t>"Annulation - Commande #N"</w:t>
+      </w:r>
+      <w:r>
+        <w:t>. L'appariement se fait vente par vente, d'après le numéro de commande, plutôt qu'en retranchant toutes les entrées « Annulation » de la période :</w:t>
+      </w:r>
+    </w:p>
+    <w:p>
+      <w:pPr>
+        <w:pStyle w:val="Compact"/>
+        <w:numPr>
+          <w:ilvl w:val="0"/>
+          <w:numId w:val="6"/>
+        </w:numPr>
+      </w:pPr>
+      <w:r>
+        <w:t>une vente faite pendant la fenêtre de N jours puis annulée n'est pas comptée, quelle que soit la date de l'annulation ;</w:t>
+      </w:r>
+    </w:p>
+    <w:p>
+      <w:pPr>
+        <w:pStyle w:val="Compact"/>
+        <w:numPr>
+          <w:ilvl w:val="0"/>
+          <w:numId w:val="6"/>
+        </w:numPr>
+      </w:pPr>
+      <w:r>
+        <w:t>l'annulation, pendant la fenêtre, d'une vente antérieure à la fenêtre ne retranche rien : la vélocité ne peut pas devenir négative, ni être sous-estimée par une vente qui n'y figurait pas ;</w:t>
+      </w:r>
+    </w:p>
+    <w:p>
+      <w:pPr>
+        <w:pStyle w:val="Compact"/>
+        <w:numPr>
+          <w:ilvl w:val="0"/>
+          <w:numId w:val="6"/>
+        </w:numPr>
+      </w:pPr>
+      <w:r>
+        <w:t xml:space="preserve">une entrée de stock saisie à la main avec exactement le motif </w:t>
+      </w:r>
+      <w:r>
+        <w:rPr>
+          <w:rStyle w:val="VerbatimChar"/>
+        </w:rPr>
+        <w:t>"Annulation - Commande #N"</w:t>
+      </w:r>
+      <w:r>
+        <w:t xml:space="preserve"> serait prise pour une annulation de la commande N sur ce produit. Le risque est faible, car il faudrait recopier le motif automatique à l'identique, numéro et produit compris.</w:t>
+      </w:r>
+    </w:p>
+    <w:p>
+      <w:pPr>
+        <w:pStyle w:val="Corpsdetexte"/>
+      </w:pPr>
+      <w:r>
+        <w:t xml:space="preserve">La requête dépend donc du format des motifs posés par </w:t>
+      </w:r>
+      <w:r>
+        <w:rPr>
+          <w:rStyle w:val="VerbatimChar"/>
+        </w:rPr>
+        <w:t>CommandeServiceImpl</w:t>
+      </w:r>
+      <w:r>
+        <w:t xml:space="preserve">. Si ces motifs changent, il faut adapter </w:t>
+      </w:r>
+      <w:r>
+        <w:rPr>
+          <w:rStyle w:val="VerbatimChar"/>
+        </w:rPr>
+        <w:t>sumSortiesDepuis</w:t>
+      </w:r>
+      <w:r>
+        <w:t xml:space="preserve">. </w:t>
+      </w:r>
+      <w:r>
+        <w:rPr>
+          <w:rStyle w:val="VerbatimChar"/>
+        </w:rPr>
+        <w:t>DashboardCommandesAnnuleesTest</w:t>
+      </w:r>
+      <w:r>
+        <w:t xml:space="preserve"> échoue si l'appariement ne fonctionne plus.</w:t>
       </w:r>
     </w:p>
     <w:p>
@@ -5137,7 +5386,7 @@
         </w:rPr>
         <w:drawing>
           <wp:inline distT="0" distB="0" distL="0" distR="0" wp14:anchorId="6194FB96" wp14:editId="2B848A87">
-            <wp:extent cx="5334000" cy="2143125"/>
+            <wp:extent cx="5334000" cy="1986642"/>
             <wp:effectExtent l="0" t="0" r="0" b="0"/>
             <wp:docPr id="63" name="Picture" descr="Diagramme"/>
             <wp:cNvGraphicFramePr/>
@@ -5159,7 +5408,7 @@
                   <pic:spPr bwMode="auto">
                     <a:xfrm>
                       <a:off x="0" y="0"/>
-                      <a:ext cx="5334000" cy="2143125"/>
+                      <a:ext cx="5334000" cy="1986642"/>
                     </a:xfrm>
                     <a:prstGeom prst="rect">
                       <a:avLst/>
@@ -5192,7 +5441,6 @@
       </w:pPr>
       <w:bookmarkStart w:id="25" w:name="_8cbfeb4aa7e7af72c267e6dd30769a2b4f6f837"/>
       <w:r>
-        <w:lastRenderedPageBreak/>
         <w:t>5.7 Alerte de stock quotidienne par email</w:t>
       </w:r>
       <w:bookmarkEnd w:id="25"/>
@@ -5207,7 +5455,7 @@
         </w:rPr>
         <w:drawing>
           <wp:inline distT="0" distB="0" distL="0" distR="0" wp14:anchorId="16C31923" wp14:editId="55A8211D">
-            <wp:extent cx="5334000" cy="4572000"/>
+            <wp:extent cx="5334000" cy="4381500"/>
             <wp:effectExtent l="0" t="0" r="0" b="0"/>
             <wp:docPr id="67" name="Picture" descr="Diagramme"/>
             <wp:cNvGraphicFramePr/>
@@ -5229,7 +5477,7 @@
                   <pic:spPr bwMode="auto">
                     <a:xfrm>
                       <a:off x="0" y="0"/>
-                      <a:ext cx="5334000" cy="4572000"/>
+                      <a:ext cx="5334000" cy="4381500"/>
                     </a:xfrm>
                     <a:prstGeom prst="rect">
                       <a:avLst/>
@@ -5359,7 +5607,6 @@
         <w:pStyle w:val="Titre3"/>
       </w:pPr>
       <w:r>
-        <w:lastRenderedPageBreak/>
         <w:t>5.8 Archivage de la facture PDF côté serveur</w:t>
       </w:r>
       <w:bookmarkEnd w:id="26"/>
@@ -5374,7 +5621,7 @@
         </w:rPr>
         <w:drawing>
           <wp:inline distT="0" distB="0" distL="0" distR="0" wp14:anchorId="2E0B47BA" wp14:editId="01CB7D85">
-            <wp:extent cx="5334000" cy="4197803"/>
+            <wp:extent cx="5334000" cy="4034517"/>
             <wp:effectExtent l="0" t="0" r="0" b="0"/>
             <wp:docPr id="71" name="Picture" descr="Diagramme"/>
             <wp:cNvGraphicFramePr/>
@@ -5396,7 +5643,7 @@
                   <pic:spPr bwMode="auto">
                     <a:xfrm>
                       <a:off x="0" y="0"/>
-                      <a:ext cx="5334000" cy="4197803"/>
+                      <a:ext cx="5334000" cy="4034517"/>
                     </a:xfrm>
                     <a:prstGeom prst="rect">
                       <a:avLst/>
@@ -5444,7 +5691,6 @@
       </w:pPr>
       <w:bookmarkStart w:id="27" w:name="_7e541b32afb701afd497b315b2a20f19aa41fab"/>
       <w:r>
-        <w:lastRenderedPageBreak/>
         <w:t>6. Diagramme d'activité — cycle de vente et de réapprovisionnement</w:t>
       </w:r>
       <w:bookmarkEnd w:id="27"/>
@@ -5466,10 +5712,9 @@
         <w:rPr>
           <w:noProof/>
         </w:rPr>
-        <w:lastRenderedPageBreak/>
         <w:drawing>
           <wp:inline distT="0" distB="0" distL="0" distR="0" wp14:anchorId="3569FA61" wp14:editId="3DB71E00">
-            <wp:extent cx="5334000" cy="28478275"/>
+            <wp:extent cx="2695382" cy="7432929"/>
             <wp:effectExtent l="0" t="0" r="0" b="0"/>
             <wp:docPr id="75" name="Picture" descr="Diagramme"/>
             <wp:cNvGraphicFramePr/>
@@ -5491,7 +5736,7 @@
                   <pic:spPr bwMode="auto">
                     <a:xfrm>
                       <a:off x="0" y="0"/>
-                      <a:ext cx="5334000" cy="28478275"/>
+                      <a:ext cx="2695382" cy="7432929"/>
                     </a:xfrm>
                     <a:prstGeom prst="rect">
                       <a:avLst/>
@@ -5515,7 +5760,6 @@
         <w:pStyle w:val="ImageCaption"/>
       </w:pPr>
       <w:r>
-        <w:lastRenderedPageBreak/>
         <w:t>Diagramme</w:t>
       </w:r>
     </w:p>
@@ -5669,7 +5913,6 @@
       </w:pPr>
       <w:bookmarkStart w:id="30" w:name="_0d76cf150681b2e6363b542f9250c6f2232e357"/>
       <w:r>
-        <w:lastRenderedPageBreak/>
         <w:t>7.2 Tableau de bord</w:t>
       </w:r>
       <w:bookmarkEnd w:id="30"/>
@@ -5769,7 +6012,16 @@
         <w:t>DashboardController</w:t>
       </w:r>
       <w:r>
-        <w:t>.</w:t>
+        <w:t xml:space="preserve">. La carte « Commandes » compte les commandes valides (statut </w:t>
+      </w:r>
+      <w:r>
+        <w:rPr>
+          <w:rStyle w:val="VerbatimChar"/>
+        </w:rPr>
+        <w:t>VALIDE</w:t>
+      </w:r>
+      <w:r>
+        <w:t>, ou sans statut pour les commandes antérieures à son introduction) : les commandes annulées en sont exclues, comme du chiffre d'affaires affiché à côté et des autres indicateurs de vente (voir §3.2).</w:t>
       </w:r>
     </w:p>
     <w:p>
@@ -5871,7 +6123,6 @@
           <w:b/>
           <w:bCs/>
         </w:rPr>
-        <w:lastRenderedPageBreak/>
         <w:t>Graphiques et alertes de stock</w:t>
       </w:r>
     </w:p>
@@ -5977,7 +6228,16 @@
         <w:t>stock-seuils.ts</w:t>
       </w:r>
       <w:r>
-        <w:t xml:space="preserve"> côté interface). Le délai avant épuisement affiché (ex. « Épuisement estimé : ~42 jours ») n'est plus un texte générique : il est calculé à partir de la vélocité de vente réelle du produit sur les 14 derniers jours (voir §5.5 pour le détail du calcul). Lorsque l'historique de ventes récent est insuffisant pour estimer un rythme fiable, l'application l'indique explicitement (« Vélocité de vente insuffisante pour estimer ») plutôt que d'afficher un chiffre trompeur.</w:t>
+        <w:t xml:space="preserve"> côté interface). Le délai avant épuisement affiché (ex. « Épuisement estimé : ~42 jours ») n'est plus un texte générique : il est calculé à partir de la vélocité de vente réelle du produit sur les 14 derniers jours par défaut (fenêtre réglable par </w:t>
+      </w:r>
+      <w:r>
+        <w:rPr>
+          <w:rStyle w:val="VerbatimChar"/>
+        </w:rPr>
+        <w:t>VELOCITE_FENETRE_JOURS</w:t>
+      </w:r>
+      <w:r>
+        <w:t>, voir §5.5 pour le détail du calcul). Lorsque l'historique de ventes récent est insuffisant pour estimer un rythme fiable, l'application l'indique explicitement (« Vélocité de vente insuffisante pour estimer ») plutôt que d'afficher un chiffre trompeur.</w:t>
       </w:r>
     </w:p>
     <w:p>
@@ -5986,7 +6246,6 @@
       </w:pPr>
       <w:bookmarkStart w:id="31" w:name="_0b79b4f2367e57366f82d1112de638b05abdc46"/>
       <w:r>
-        <w:lastRenderedPageBreak/>
         <w:t>7.3 Gestion des clients</w:t>
       </w:r>
       <w:bookmarkEnd w:id="31"/>
@@ -6148,11 +6407,7 @@
         <w:pStyle w:val="FirstParagraph"/>
       </w:pPr>
       <w:r>
-        <w:t xml:space="preserve">Formulaire client réutilisé à l'identique pour la création et la modification, avec validations en temps réel (nom et prénom obligatoires, format d'email, téléphone à exactement 10 chiffres). Le message de succès en tête de page (« Client mis à jour avec succès ! ») confirme l'action ; les messages d'erreur sous chaque champ apparaissent uniquement si la validation échoue. Les mêmes règles sont appliquées côté serveur (voir §4.4). Le formulaire </w:t>
-      </w:r>
-      <w:r>
-        <w:lastRenderedPageBreak/>
-        <w:t xml:space="preserve">n'est affiché qu'aux rôles </w:t>
+        <w:t xml:space="preserve">Formulaire client réutilisé à l'identique pour la création et la modification, avec validations en temps réel (nom et prénom obligatoires, format d'email, téléphone à exactement 10 chiffres). Le message de succès en tête de page (« Client mis à jour avec succès ! ») confirme l'action ; les messages d'erreur sous chaque champ apparaissent uniquement si la validation échoue. Les mêmes règles sont appliquées côté serveur (voir §4.4). Le formulaire n'est affiché qu'aux rôles </w:t>
       </w:r>
       <w:r>
         <w:rPr>
@@ -6384,11 +6639,7 @@
         <w:t>caissier</w:t>
       </w:r>
       <w:r>
-        <w:t xml:space="preserve">. La barre de navigation ne propose que les onglets Clients, Produits et Commandes (pas de tableau de bord, de fournisseurs, d'achats ni de journal d'audit). Le formulaire « Nouveau client » et la colonne Action sont </w:t>
-      </w:r>
-      <w:r>
-        <w:lastRenderedPageBreak/>
-        <w:t>absents : le caissier recherche, consulte et exporte la liste, mais ne peut ni créer, ni modifier, ni supprimer un client, conformément aux règles du serveur (§4.2).</w:t>
+        <w:t>. La barre de navigation ne propose que les onglets Clients, Produits et Commandes (pas de tableau de bord, de fournisseurs, d'achats ni de journal d'audit). Le formulaire « Nouveau client » et la colonne Action sont absents : le caissier recherche, consulte et exporte la liste, mais ne peut ni créer, ni modifier, ni supprimer un client, conformément aux règles du serveur (§4.2).</w:t>
       </w:r>
     </w:p>
     <w:p>
@@ -6589,7 +6840,6 @@
           <w:b/>
           <w:bCs/>
         </w:rPr>
-        <w:lastRenderedPageBreak/>
         <w:t>Formulaire — modification</w:t>
       </w:r>
     </w:p>
@@ -6759,7 +7009,6 @@
           <w:b/>
           <w:bCs/>
         </w:rPr>
-        <w:lastRenderedPageBreak/>
         <w:t>Liste des produits</w:t>
       </w:r>
     </w:p>
@@ -7050,7 +7299,6 @@
           <w:b/>
           <w:bCs/>
         </w:rPr>
-        <w:lastRenderedPageBreak/>
         <w:t>Liste des produits — vue caissier</w:t>
       </w:r>
     </w:p>
@@ -7063,7 +7311,7 @@
           <w:noProof/>
         </w:rPr>
         <w:drawing>
-          <wp:inline distT="0" distB="0" distL="0" distR="0" wp14:anchorId="7A8D62EF" wp14:editId="70ED94DF">
+          <wp:inline distT="0" distB="0" distL="0" distR="0" wp14:anchorId="7A8D62EF" wp14:editId="00138BAC">
             <wp:extent cx="5334000" cy="2268906"/>
             <wp:effectExtent l="0" t="0" r="0" b="0"/>
             <wp:docPr id="1108472297" name="Image 1" descr="Liste des produits vue caissier"/>
@@ -7229,7 +7477,6 @@
           <w:b/>
           <w:bCs/>
         </w:rPr>
-        <w:lastRenderedPageBreak/>
         <w:t>Liste des commandes et facturation</w:t>
       </w:r>
     </w:p>
@@ -7450,7 +7697,6 @@
       </w:pPr>
       <w:bookmarkStart w:id="35" w:name="_5975cb26d92caeb229313bc7acd26b08588ea94"/>
       <w:r>
-        <w:lastRenderedPageBreak/>
         <w:t>7.7 Fournisseurs</w:t>
       </w:r>
       <w:bookmarkEnd w:id="35"/>
@@ -7725,7 +7971,6 @@
           <w:b/>
           <w:bCs/>
         </w:rPr>
-        <w:lastRenderedPageBreak/>
         <w:t>Liste des fournisseurs — vue gestionnaire</w:t>
       </w:r>
     </w:p>
@@ -7738,7 +7983,7 @@
           <w:noProof/>
         </w:rPr>
         <w:drawing>
-          <wp:inline distT="0" distB="0" distL="0" distR="0" wp14:anchorId="3BE33F28" wp14:editId="30CE2EFE">
+          <wp:inline distT="0" distB="0" distL="0" distR="0" wp14:anchorId="3BE33F28" wp14:editId="0EE19B68">
             <wp:extent cx="5334000" cy="1684242"/>
             <wp:effectExtent l="0" t="0" r="0" b="0"/>
             <wp:docPr id="783165910" name="Image 1" descr="Liste des fournisseurs vue gestionnaire"/>
@@ -7964,7 +8209,6 @@
         <w:pStyle w:val="FirstParagraph"/>
       </w:pPr>
       <w:r>
-        <w:lastRenderedPageBreak/>
         <w:t xml:space="preserve">Sélection du fournisseur, ajout de produits avec quantité et </w:t>
       </w:r>
       <w:r>
@@ -8135,7 +8379,6 @@
       </w:pPr>
       <w:bookmarkStart w:id="37" w:name="_5e87025747a18e261c6abce4835a7065e163500"/>
       <w:r>
-        <w:lastRenderedPageBreak/>
         <w:t>7.9 Journal d'audit</w:t>
       </w:r>
       <w:bookmarkEnd w:id="37"/>
@@ -8162,7 +8405,7 @@
           <w:noProof/>
         </w:rPr>
         <w:drawing>
-          <wp:inline distT="0" distB="0" distL="0" distR="0" wp14:anchorId="45F93B4C" wp14:editId="1318930E">
+          <wp:inline distT="0" distB="0" distL="0" distR="0" wp14:anchorId="45F93B4C" wp14:editId="3A9C07BC">
             <wp:extent cx="5334000" cy="2506515"/>
             <wp:effectExtent l="0" t="0" r="0" b="0"/>
             <wp:docPr id="1354334539" name="Image 1" descr="Journal d'audit"/>
@@ -8257,7 +8500,6 @@
           <w:b/>
           <w:bCs/>
         </w:rPr>
-        <w:lastRenderedPageBreak/>
         <w:t>En-tête d'autorisation JWT (DevTools réseau)</w:t>
       </w:r>
     </w:p>
@@ -8426,7 +8668,6 @@
         <w:rPr>
           <w:noProof/>
         </w:rPr>
-        <w:lastRenderedPageBreak/>
         <w:drawing>
           <wp:inline distT="0" distB="0" distL="0" distR="0" wp14:anchorId="3CE74518" wp14:editId="0F526C69">
             <wp:extent cx="5334000" cy="2510781"/>
@@ -8626,7 +8867,6 @@
       </w:pPr>
       <w:bookmarkStart w:id="39" w:name="_92a8d46865dc0f299cf7e6f6edf4351766a8cf7"/>
       <w:r>
-        <w:lastRenderedPageBreak/>
         <w:t>7.11 Couverture de tests automatisés</w:t>
       </w:r>
       <w:bookmarkEnd w:id="39"/>
@@ -8931,9 +9171,9 @@
         <w:tblLook w:val="0020" w:firstRow="1" w:lastRow="0" w:firstColumn="0" w:lastColumn="0" w:noHBand="0" w:noVBand="0"/>
       </w:tblPr>
       <w:tblGrid>
-        <w:gridCol w:w="3482"/>
+        <w:gridCol w:w="3845"/>
         <w:gridCol w:w="763"/>
-        <w:gridCol w:w="5377"/>
+        <w:gridCol w:w="5014"/>
       </w:tblGrid>
       <w:tr>
         <w:trPr>
@@ -9050,20 +9290,20 @@
               <w:pStyle w:val="Compact"/>
             </w:pPr>
             <w:r>
-              <w:t>5</w:t>
-            </w:r>
-          </w:p>
-        </w:tc>
-        <w:tc>
-          <w:tcPr>
-            <w:tcW w:w="0" w:type="auto"/>
-          </w:tcPr>
-          <w:p>
-            <w:pPr>
-              <w:pStyle w:val="Compact"/>
-            </w:pPr>
-            <w:r>
-              <w:t>Calcul de vélocité de vente et estimation du délai avant rupture, y compris le cas « aucune vente récente »</w:t>
+              <w:t>7</w:t>
+            </w:r>
+          </w:p>
+        </w:tc>
+        <w:tc>
+          <w:tcPr>
+            <w:tcW w:w="0" w:type="auto"/>
+          </w:tcPr>
+          <w:p>
+            <w:pPr>
+              <w:pStyle w:val="Compact"/>
+            </w:pPr>
+            <w:r>
+              <w:t>Calcul de vélocité de vente et estimation du délai avant rupture, y compris le cas « aucune vente récente », avec la fenêtre par défaut (14 jours) puis une fenêtre de 7 jours ; refus d'une fenêtre inférieure à 1 jour</w:t>
             </w:r>
           </w:p>
         </w:tc>
@@ -9081,42 +9321,33 @@
               <w:rPr>
                 <w:rStyle w:val="VerbatimChar"/>
               </w:rPr>
-              <w:t>NotificationServiceImplTest</w:t>
-            </w:r>
-          </w:p>
-        </w:tc>
-        <w:tc>
-          <w:tcPr>
-            <w:tcW w:w="0" w:type="auto"/>
-          </w:tcPr>
-          <w:p>
-            <w:pPr>
-              <w:pStyle w:val="Compact"/>
-            </w:pPr>
-            <w:r>
-              <w:t>4</w:t>
-            </w:r>
-          </w:p>
-        </w:tc>
-        <w:tc>
-          <w:tcPr>
-            <w:tcW w:w="0" w:type="auto"/>
-          </w:tcPr>
-          <w:p>
-            <w:pPr>
-              <w:pStyle w:val="Compact"/>
-            </w:pPr>
-            <w:r>
-              <w:t xml:space="preserve">Aucun email envoyé si la liste de ruptures est vide ; séparation de l'email entre « rupture imminente » (moins de 5) et « stock bas » (5 à 9) ; expéditeur renseigné quand </w:t>
-            </w:r>
-            <w:r>
-              <w:rPr>
-                <w:rStyle w:val="VerbatimChar"/>
-              </w:rPr>
-              <w:t>alerte.stock.expediteur</w:t>
-            </w:r>
-            <w:r>
-              <w:t xml:space="preserve"> est défini, absent quand elle est vide</w:t>
+              <w:t>DashboardCommandesAnnuleesTest</w:t>
+            </w:r>
+          </w:p>
+        </w:tc>
+        <w:tc>
+          <w:tcPr>
+            <w:tcW w:w="0" w:type="auto"/>
+          </w:tcPr>
+          <w:p>
+            <w:pPr>
+              <w:pStyle w:val="Compact"/>
+            </w:pPr>
+            <w:r>
+              <w:t>2</w:t>
+            </w:r>
+          </w:p>
+        </w:tc>
+        <w:tc>
+          <w:tcPr>
+            <w:tcW w:w="0" w:type="auto"/>
+          </w:tcPr>
+          <w:p>
+            <w:pPr>
+              <w:pStyle w:val="Compact"/>
+            </w:pPr>
+            <w:r>
+              <w:t>Sur la base H2 de test, à travers les vrais services : une commande annulée n'entre ni dans le nombre de commandes, ni dans le chiffre d'affaires (global, par période, sur 12 mois), ni dans le meilleur client, les top produits ou les ventes par catégorie, alors qu'une commande sans statut y entre ; une vente annulée ne change pas la vélocité de vente</w:t>
             </w:r>
           </w:p>
         </w:tc>
@@ -9129,41 +9360,47 @@
           <w:p>
             <w:pPr>
               <w:pStyle w:val="Compact"/>
-              <w:rPr>
-                <w:rStyle w:val="VerbatimChar"/>
-              </w:rPr>
-            </w:pPr>
-            <w:r>
-              <w:rPr>
-                <w:rStyle w:val="VerbatimChar"/>
-              </w:rPr>
-              <w:t>MontantFcfaTest</w:t>
-            </w:r>
-          </w:p>
-        </w:tc>
-        <w:tc>
-          <w:tcPr>
-            <w:tcW w:w="0" w:type="auto"/>
-          </w:tcPr>
-          <w:p>
-            <w:pPr>
-              <w:pStyle w:val="Compact"/>
-            </w:pPr>
-            <w:r>
-              <w:t>2</w:t>
-            </w:r>
-          </w:p>
-        </w:tc>
-        <w:tc>
-          <w:tcPr>
-            <w:tcW w:w="0" w:type="auto"/>
-          </w:tcPr>
-          <w:p>
-            <w:pPr>
-              <w:pStyle w:val="Compact"/>
-            </w:pPr>
-            <w:r>
-              <w:t>Même format pour une vente (« 400000.00 ») et un achat (« 1500000 ») : « 400 000 FCFA », « 1 500 000 FCFA » ; arrondi, zéro et montant négatif</w:t>
+            </w:pPr>
+            <w:r>
+              <w:rPr>
+                <w:rStyle w:val="VerbatimChar"/>
+              </w:rPr>
+              <w:t>NotificationServiceImplTest</w:t>
+            </w:r>
+          </w:p>
+        </w:tc>
+        <w:tc>
+          <w:tcPr>
+            <w:tcW w:w="0" w:type="auto"/>
+          </w:tcPr>
+          <w:p>
+            <w:pPr>
+              <w:pStyle w:val="Compact"/>
+            </w:pPr>
+            <w:r>
+              <w:t>4</w:t>
+            </w:r>
+          </w:p>
+        </w:tc>
+        <w:tc>
+          <w:tcPr>
+            <w:tcW w:w="0" w:type="auto"/>
+          </w:tcPr>
+          <w:p>
+            <w:pPr>
+              <w:pStyle w:val="Compact"/>
+            </w:pPr>
+            <w:r>
+              <w:t xml:space="preserve">Aucun email envoyé si la liste de ruptures est vide ; séparation de l'email entre « rupture imminente » (moins de 5) et « stock bas » (5 à 9) ; expéditeur renseigné quand </w:t>
+            </w:r>
+            <w:r>
+              <w:rPr>
+                <w:rStyle w:val="VerbatimChar"/>
+              </w:rPr>
+              <w:t>alerte.stock.expediteur</w:t>
+            </w:r>
+            <w:r>
+              <w:t xml:space="preserve"> est défini, absent quand elle est vide</w:t>
             </w:r>
           </w:p>
         </w:tc>
@@ -9176,51 +9413,41 @@
           <w:p>
             <w:pPr>
               <w:pStyle w:val="Compact"/>
-            </w:pPr>
-            <w:r>
-              <w:rPr>
-                <w:rStyle w:val="VerbatimChar"/>
-              </w:rPr>
-              <w:t>SecurityAutorisationsTest</w:t>
-            </w:r>
-          </w:p>
-        </w:tc>
-        <w:tc>
-          <w:tcPr>
-            <w:tcW w:w="0" w:type="auto"/>
-          </w:tcPr>
-          <w:p>
-            <w:pPr>
-              <w:pStyle w:val="Compact"/>
-            </w:pPr>
-            <w:r>
-              <w:t>15</w:t>
-            </w:r>
-          </w:p>
-        </w:tc>
-        <w:tc>
-          <w:tcPr>
-            <w:tcW w:w="0" w:type="auto"/>
-          </w:tcPr>
-          <w:p>
-            <w:pPr>
-              <w:pStyle w:val="Compact"/>
-            </w:pPr>
-            <w:r>
-              <w:t xml:space="preserve">Matrice des droits de §4.2, rôle par rôle </w:t>
-            </w:r>
-            <w:r>
-              <w:lastRenderedPageBreak/>
-              <w:t>(</w:t>
-            </w:r>
-            <w:r>
-              <w:rPr>
-                <w:rStyle w:val="VerbatimChar"/>
-              </w:rPr>
-              <w:t>@WithMockUser</w:t>
-            </w:r>
-            <w:r>
-              <w:t>), sur la base H2 de test : refus 403 des actions interdites, accès aux actions permises, refus sans authentification, seeder inactif en test</w:t>
+              <w:rPr>
+                <w:rStyle w:val="VerbatimChar"/>
+              </w:rPr>
+            </w:pPr>
+            <w:r>
+              <w:rPr>
+                <w:rStyle w:val="VerbatimChar"/>
+              </w:rPr>
+              <w:t>MontantFcfaTest</w:t>
+            </w:r>
+          </w:p>
+        </w:tc>
+        <w:tc>
+          <w:tcPr>
+            <w:tcW w:w="0" w:type="auto"/>
+          </w:tcPr>
+          <w:p>
+            <w:pPr>
+              <w:pStyle w:val="Compact"/>
+            </w:pPr>
+            <w:r>
+              <w:t>2</w:t>
+            </w:r>
+          </w:p>
+        </w:tc>
+        <w:tc>
+          <w:tcPr>
+            <w:tcW w:w="0" w:type="auto"/>
+          </w:tcPr>
+          <w:p>
+            <w:pPr>
+              <w:pStyle w:val="Compact"/>
+            </w:pPr>
+            <w:r>
+              <w:t>Même format pour une vente (« 400000.00 ») et un achat (« 1500000 ») : « 400 000 FCFA », « 1 500 000 FCFA » ; arrondi, zéro et montant négatif</w:t>
             </w:r>
           </w:p>
         </w:tc>
@@ -9233,15 +9460,67 @@
           <w:p>
             <w:pPr>
               <w:pStyle w:val="Compact"/>
-              <w:rPr>
-                <w:rStyle w:val="VerbatimChar"/>
-              </w:rPr>
-            </w:pPr>
-            <w:r>
-              <w:rPr>
-                <w:rStyle w:val="VerbatimChar"/>
-              </w:rPr>
-              <w:lastRenderedPageBreak/>
+            </w:pPr>
+            <w:r>
+              <w:rPr>
+                <w:rStyle w:val="VerbatimChar"/>
+              </w:rPr>
+              <w:t>SecurityAutorisationsTest</w:t>
+            </w:r>
+          </w:p>
+        </w:tc>
+        <w:tc>
+          <w:tcPr>
+            <w:tcW w:w="0" w:type="auto"/>
+          </w:tcPr>
+          <w:p>
+            <w:pPr>
+              <w:pStyle w:val="Compact"/>
+            </w:pPr>
+            <w:r>
+              <w:t>15</w:t>
+            </w:r>
+          </w:p>
+        </w:tc>
+        <w:tc>
+          <w:tcPr>
+            <w:tcW w:w="0" w:type="auto"/>
+          </w:tcPr>
+          <w:p>
+            <w:pPr>
+              <w:pStyle w:val="Compact"/>
+            </w:pPr>
+            <w:r>
+              <w:t>Matrice des droits de §4.2, rôle par rôle (</w:t>
+            </w:r>
+            <w:r>
+              <w:rPr>
+                <w:rStyle w:val="VerbatimChar"/>
+              </w:rPr>
+              <w:t>@WithMockUser</w:t>
+            </w:r>
+            <w:r>
+              <w:t>), sur la base H2 de test : refus 403 des actions interdites, accès aux actions permises, refus sans authentification, seeder inactif en test</w:t>
+            </w:r>
+          </w:p>
+        </w:tc>
+      </w:tr>
+      <w:tr>
+        <w:tc>
+          <w:tcPr>
+            <w:tcW w:w="0" w:type="auto"/>
+          </w:tcPr>
+          <w:p>
+            <w:pPr>
+              <w:pStyle w:val="Compact"/>
+              <w:rPr>
+                <w:rStyle w:val="VerbatimChar"/>
+              </w:rPr>
+            </w:pPr>
+            <w:r>
+              <w:rPr>
+                <w:rStyle w:val="VerbatimChar"/>
+              </w:rPr>
               <w:t>OpenApiConfigTest</w:t>
             </w:r>
           </w:p>
@@ -9315,7 +9594,7 @@
         <w:t>mvn test</w:t>
       </w:r>
       <w:r>
-        <w:t xml:space="preserve">), la suite backend passe : 39 tests, tous au vert. Ce total inclut aussi </w:t>
+        <w:t xml:space="preserve">), la suite backend passe : 43 tests, tous au vert. Ce total inclut aussi </w:t>
       </w:r>
       <w:r>
         <w:rPr>
@@ -9550,7 +9829,6 @@
           <w:b/>
           <w:bCs/>
         </w:rPr>
-        <w:lastRenderedPageBreak/>
         <w:t>Isolation du job planifié (</w:t>
       </w:r>
       <w:r>
@@ -9953,11 +10231,7 @@
         <w:t>StatutCommande</w:t>
       </w:r>
       <w:r>
-        <w:t xml:space="preserve"> (ajouté après coup), la colonne a volontairement été laissée </w:t>
-      </w:r>
-      <w:r>
-        <w:lastRenderedPageBreak/>
-        <w:t xml:space="preserve">nullable, et le service traite une valeur </w:t>
+        <w:t xml:space="preserve"> (ajouté après coup), la colonne a volontairement été laissée nullable, et le service traite une valeur </w:t>
       </w:r>
       <w:r>
         <w:rPr>
@@ -10250,7 +10524,6 @@
           <w:b/>
           <w:bCs/>
         </w:rPr>
-        <w:lastRenderedPageBreak/>
         <w:t>Test unitaire d'un calcul dépendant du temps</w:t>
       </w:r>
       <w:r>
@@ -10509,7 +10782,6 @@
     </w:p>
     <w:p>
       <w:r>
-        <w:lastRenderedPageBreak/>
         <w:pict w14:anchorId="7C20024C">
           <v:rect id="_x0000_i1035" style="width:0;height:1.5pt" o:hralign="center" o:hrstd="t" o:hr="t"/>
         </w:pict>
@@ -11307,6 +11579,7 @@
   <w:style w:type="character" w:default="1" w:styleId="Policepardfaut">
     <w:name w:val="Default Paragraph Font"/>
     <w:uiPriority w:val="1"/>
+    <w:semiHidden/>
     <w:unhideWhenUsed/>
   </w:style>
   <w:style w:type="table" w:default="1" w:styleId="TableauNormal">
